--- a/lab4Curs/Gushin_Ustinov_4312.docx
+++ b/lab4Curs/Gushin_Ustinov_4312.docx
@@ -1,6 +1,6 @@
 
 <file path=word/document.xml><?xml version="1.0" encoding="utf-8"?>
-<w:document xmlns:wpc="http://schemas.microsoft.com/office/word/2010/wordprocessingCanvas" xmlns:cx="http://schemas.microsoft.com/office/drawing/2014/chartex" xmlns:cx1="http://schemas.microsoft.com/office/drawing/2015/9/8/chartex" xmlns:cx2="http://schemas.microsoft.com/office/drawing/2015/10/21/chartex" xmlns:cx3="http://schemas.microsoft.com/office/drawing/2016/5/9/chartex" xmlns:cx4="http://schemas.microsoft.com/office/drawing/2016/5/10/chartex" xmlns:cx5="http://schemas.microsoft.com/office/drawing/2016/5/11/chartex" xmlns:cx6="http://schemas.microsoft.com/office/drawing/2016/5/12/chartex" xmlns:cx7="http://schemas.microsoft.com/office/drawing/2016/5/13/chartex" xmlns:cx8="http://schemas.microsoft.com/office/drawing/2016/5/14/chartex" xmlns:mc="http://schemas.openxmlformats.org/markup-compatibility/2006" xmlns:aink="http://schemas.microsoft.com/office/drawing/2016/ink" xmlns:am3d="http://schemas.microsoft.com/office/drawing/2017/model3d" xmlns:o="urn:schemas-microsoft-com:office:office" xmlns:r="http://schemas.openxmlformats.org/officeDocument/2006/relationships" xmlns:m="http://schemas.openxmlformats.org/officeDocument/2006/math" xmlns:v="urn:schemas-microsoft-com:vml" xmlns:wp14="http://schemas.microsoft.com/office/word/2010/wordprocessingDrawing" xmlns:wp="http://schemas.openxmlformats.org/drawingml/2006/wordprocessingDrawing" xmlns:w10="urn:schemas-microsoft-com:office:word" xmlns:w="http://schemas.openxmlformats.org/wordprocessingml/2006/main" xmlns:w14="http://schemas.microsoft.com/office/word/2010/wordml" xmlns:w15="http://schemas.microsoft.com/office/word/2012/wordml" xmlns:w16cex="http://schemas.microsoft.com/office/word/2018/wordml/cex" xmlns:w16cid="http://schemas.microsoft.com/office/word/2016/wordml/cid" xmlns:w16="http://schemas.microsoft.com/office/word/2018/wordml" xmlns:w16sdtdh="http://schemas.microsoft.com/office/word/2020/wordml/sdtdatahash" xmlns:w16se="http://schemas.microsoft.com/office/word/2015/wordml/symex" xmlns:wpg="http://schemas.microsoft.com/office/word/2010/wordprocessingGroup" xmlns:wpi="http://schemas.microsoft.com/office/word/2010/wordprocessingInk" xmlns:wne="http://schemas.microsoft.com/office/word/2006/wordml" xmlns:wps="http://schemas.microsoft.com/office/word/2010/wordprocessingShape" mc:Ignorable="w14 w15 w16se w16cid w16 w16cex w16sdtdh wp14">
+<w:document xmlns:wpc="http://schemas.microsoft.com/office/word/2010/wordprocessingCanvas" xmlns:cx="http://schemas.microsoft.com/office/drawing/2014/chartex" xmlns:cx1="http://schemas.microsoft.com/office/drawing/2015/9/8/chartex" xmlns:cx2="http://schemas.microsoft.com/office/drawing/2015/10/21/chartex" xmlns:cx3="http://schemas.microsoft.com/office/drawing/2016/5/9/chartex" xmlns:cx4="http://schemas.microsoft.com/office/drawing/2016/5/10/chartex" xmlns:cx5="http://schemas.microsoft.com/office/drawing/2016/5/11/chartex" xmlns:cx6="http://schemas.microsoft.com/office/drawing/2016/5/12/chartex" xmlns:cx7="http://schemas.microsoft.com/office/drawing/2016/5/13/chartex" xmlns:cx8="http://schemas.microsoft.com/office/drawing/2016/5/14/chartex" xmlns:mc="http://schemas.openxmlformats.org/markup-compatibility/2006" xmlns:aink="http://schemas.microsoft.com/office/drawing/2016/ink" xmlns:am3d="http://schemas.microsoft.com/office/drawing/2017/model3d" xmlns:o="urn:schemas-microsoft-com:office:office" xmlns:oel="http://schemas.microsoft.com/office/2019/extlst" xmlns:r="http://schemas.openxmlformats.org/officeDocument/2006/relationships" xmlns:m="http://schemas.openxmlformats.org/officeDocument/2006/math" xmlns:v="urn:schemas-microsoft-com:vml" xmlns:wp14="http://schemas.microsoft.com/office/word/2010/wordprocessingDrawing" xmlns:wp="http://schemas.openxmlformats.org/drawingml/2006/wordprocessingDrawing" xmlns:w10="urn:schemas-microsoft-com:office:word" xmlns:w="http://schemas.openxmlformats.org/wordprocessingml/2006/main" xmlns:w14="http://schemas.microsoft.com/office/word/2010/wordml" xmlns:w15="http://schemas.microsoft.com/office/word/2012/wordml" xmlns:w16cex="http://schemas.microsoft.com/office/word/2018/wordml/cex" xmlns:w16cid="http://schemas.microsoft.com/office/word/2016/wordml/cid" xmlns:w16="http://schemas.microsoft.com/office/word/2018/wordml" xmlns:w16du="http://schemas.microsoft.com/office/word/2023/wordml/word16du" xmlns:w16sdtdh="http://schemas.microsoft.com/office/word/2020/wordml/sdtdatahash" xmlns:w16sdtfl="http://schemas.microsoft.com/office/word/2024/wordml/sdtformatlock" xmlns:w16se="http://schemas.microsoft.com/office/word/2015/wordml/symex" xmlns:wpg="http://schemas.microsoft.com/office/word/2010/wordprocessingGroup" xmlns:wpi="http://schemas.microsoft.com/office/word/2010/wordprocessingInk" xmlns:wne="http://schemas.microsoft.com/office/word/2006/wordml" xmlns:wps="http://schemas.microsoft.com/office/word/2010/wordprocessingShape" mc:Ignorable="w14 w15 w16se w16cid w16 w16cex w16sdtdh w16sdtfl w16du wp14">
   <w:body>
     <w:p>
       <w:pPr>
@@ -178,12 +178,6 @@
         <w:gridCol w:w="2729"/>
       </w:tblGrid>
       <w:tr>
-        <w:tblPrEx>
-          <w:tblCellMar>
-            <w:top w:w="0" w:type="dxa"/>
-            <w:bottom w:w="0" w:type="dxa"/>
-          </w:tblCellMar>
-        </w:tblPrEx>
         <w:trPr>
           <w:trHeight w:val="614"/>
         </w:trPr>
@@ -242,12 +236,6 @@
         </w:tc>
       </w:tr>
       <w:tr>
-        <w:tblPrEx>
-          <w:tblCellMar>
-            <w:top w:w="0" w:type="dxa"/>
-            <w:bottom w:w="0" w:type="dxa"/>
-          </w:tblCellMar>
-        </w:tblPrEx>
         <w:trPr>
           <w:trHeight w:val="614"/>
         </w:trPr>
@@ -404,7 +392,7 @@
           <w:tab w:val="right" w:pos="385"/>
         </w:tabs>
       </w:pPr>
-      <w:hyperlink r:id="rId7" w:history="1">
+      <w:hyperlink w:anchor="_Toc215707980" w:history="1">
         <w:r>
           <w:rPr>
             <w:rStyle w:val="IndexLink"/>
@@ -449,7 +437,7 @@
           <w:tab w:val="right" w:pos="385"/>
         </w:tabs>
       </w:pPr>
-      <w:hyperlink r:id="rId8" w:history="1">
+      <w:hyperlink w:anchor="_Toc215707981" w:history="1">
         <w:r>
           <w:rPr>
             <w:rFonts w:eastAsia="F"/>
@@ -494,7 +482,7 @@
         </w:tabs>
         <w:jc w:val="left"/>
       </w:pPr>
-      <w:hyperlink r:id="rId9" w:history="1">
+      <w:hyperlink w:anchor="_Toc215707982" w:history="1">
         <w:r>
           <w:rPr>
             <w:rFonts w:eastAsia="F"/>
@@ -514,7 +502,7 @@
           <w:tab w:val="right" w:pos="385"/>
         </w:tabs>
       </w:pPr>
-      <w:hyperlink r:id="rId10" w:history="1">
+      <w:hyperlink w:anchor="_Toc215707983" w:history="1">
         <w:r>
           <w:rPr>
             <w:rFonts w:eastAsia="F"/>
@@ -559,7 +547,7 @@
           <w:tab w:val="right" w:pos="385"/>
         </w:tabs>
       </w:pPr>
-      <w:hyperlink r:id="rId11" w:history="1">
+      <w:hyperlink w:anchor="_Toc215707984" w:history="1">
         <w:r>
           <w:rPr>
             <w:rFonts w:eastAsia="F"/>
@@ -589,13 +577,7 @@
           <w:rPr>
             <w:rFonts w:eastAsia="F"/>
           </w:rPr>
-          <w:t xml:space="preserve">Описание алгоритма и оценка его </w:t>
-        </w:r>
-        <w:r>
-          <w:rPr>
-            <w:rFonts w:eastAsia="F"/>
-          </w:rPr>
-          <w:t>временной сложности</w:t>
+          <w:t>Описание алгоритма и оценка его временной сложности</w:t>
         </w:r>
         <w:r>
           <w:tab/>
@@ -610,7 +592,7 @@
           <w:tab w:val="right" w:pos="385"/>
         </w:tabs>
       </w:pPr>
-      <w:hyperlink r:id="rId12" w:history="1">
+      <w:hyperlink w:anchor="_Toc215707985" w:history="1">
         <w:r>
           <w:rPr>
             <w:rFonts w:eastAsia="F"/>
@@ -654,7 +636,7 @@
           <w:tab w:val="right" w:pos="385"/>
         </w:tabs>
       </w:pPr>
-      <w:hyperlink r:id="rId13" w:history="1">
+      <w:hyperlink w:anchor="_Toc215707986" w:history="1">
         <w:r>
           <w:rPr>
             <w:rFonts w:eastAsia="F"/>
@@ -1057,25 +1039,7 @@
           <w:sz w:val="28"/>
           <w:szCs w:val="28"/>
         </w:rPr>
-        <w:t xml:space="preserve">Получение </w:t>
-      </w:r>
-      <w:proofErr w:type="spellStart"/>
-      <w:r>
-        <w:rPr>
-          <w:rFonts w:ascii="Arial" w:hAnsi="Arial" w:cs="Arial"/>
-          <w:sz w:val="28"/>
-          <w:szCs w:val="28"/>
-        </w:rPr>
-        <w:t>ширинного</w:t>
-      </w:r>
-      <w:proofErr w:type="spellEnd"/>
-      <w:r>
-        <w:rPr>
-          <w:rFonts w:ascii="Arial" w:hAnsi="Arial" w:cs="Arial"/>
-          <w:sz w:val="28"/>
-          <w:szCs w:val="28"/>
-        </w:rPr>
-        <w:t xml:space="preserve"> стягивающего леса для ориентированного графа</w:t>
+        <w:t>Получение ширинного стягивающего леса для ориентированного графа</w:t>
       </w:r>
     </w:p>
     <w:p>
@@ -1301,15 +1265,7 @@
           <w:sz w:val="28"/>
           <w:szCs w:val="28"/>
         </w:rPr>
-        <w:t>— множе</w:t>
-      </w:r>
-      <w:r>
-        <w:rPr>
-          <w:rFonts w:ascii="Arial" w:hAnsi="Arial" w:cs="Arial"/>
-          <w:sz w:val="28"/>
-          <w:szCs w:val="28"/>
-        </w:rPr>
-        <w:t>ство ребер (упорядоченных пар).</w:t>
+        <w:t>— множество ребер (упорядоченных пар).</w:t>
       </w:r>
     </w:p>
     <w:p>
@@ -1341,7 +1297,6 @@
         <w:spacing w:before="280"/>
         <w:jc w:val="both"/>
       </w:pPr>
-      <w:proofErr w:type="spellStart"/>
       <w:r>
         <w:rPr>
           <w:rFonts w:ascii="Arial" w:hAnsi="Arial" w:cs="Arial"/>
@@ -1350,9 +1305,16 @@
           <w:sz w:val="28"/>
           <w:szCs w:val="28"/>
         </w:rPr>
-        <w:t>parents</w:t>
-      </w:r>
-      <w:proofErr w:type="spellEnd"/>
+        <w:t xml:space="preserve">parents(v) </w:t>
+      </w:r>
+      <w:r>
+        <w:rPr>
+          <w:rFonts w:ascii="Arial" w:hAnsi="Arial" w:cs="Arial"/>
+          <w:sz w:val="28"/>
+          <w:szCs w:val="28"/>
+        </w:rPr>
+        <w:t>= {</w:t>
+      </w:r>
       <w:r>
         <w:rPr>
           <w:rFonts w:ascii="Arial" w:hAnsi="Arial" w:cs="Arial"/>
@@ -1361,15 +1323,23 @@
           <w:sz w:val="28"/>
           <w:szCs w:val="28"/>
         </w:rPr>
-        <w:t xml:space="preserve">(v) </w:t>
-      </w:r>
-      <w:r>
-        <w:rPr>
-          <w:rFonts w:ascii="Arial" w:hAnsi="Arial" w:cs="Arial"/>
-          <w:sz w:val="28"/>
-          <w:szCs w:val="28"/>
-        </w:rPr>
-        <w:t>= {</w:t>
+        <w:t>u</w:t>
+      </w:r>
+      <w:r>
+        <w:rPr>
+          <w:rFonts w:ascii="Cambria Math" w:hAnsi="Cambria Math" w:cs="Cambria Math"/>
+          <w:sz w:val="28"/>
+          <w:szCs w:val="28"/>
+        </w:rPr>
+        <w:t xml:space="preserve"> ∣ </w:t>
+      </w:r>
+      <w:r>
+        <w:rPr>
+          <w:rFonts w:ascii="Arial" w:hAnsi="Arial" w:cs="Arial"/>
+          <w:sz w:val="28"/>
+          <w:szCs w:val="28"/>
+        </w:rPr>
+        <w:t>(</w:t>
       </w:r>
       <w:r>
         <w:rPr>
@@ -1383,21 +1353,12 @@
       </w:r>
       <w:r>
         <w:rPr>
-          <w:rFonts w:ascii="Cambria Math" w:hAnsi="Cambria Math" w:cs="Cambria Math"/>
-          <w:sz w:val="28"/>
-          <w:szCs w:val="28"/>
-        </w:rPr>
-        <w:t xml:space="preserve"> ∣ </w:t>
-      </w:r>
-      <w:r>
-        <w:rPr>
-          <w:rFonts w:ascii="Arial" w:hAnsi="Arial" w:cs="Arial"/>
-          <w:sz w:val="28"/>
-          <w:szCs w:val="28"/>
-        </w:rPr>
-        <w:t>(</w:t>
-      </w:r>
-      <w:proofErr w:type="spellStart"/>
+          <w:rFonts w:ascii="Arial" w:hAnsi="Arial" w:cs="Arial"/>
+          <w:sz w:val="28"/>
+          <w:szCs w:val="28"/>
+        </w:rPr>
+        <w:t>,</w:t>
+      </w:r>
       <w:r>
         <w:rPr>
           <w:rFonts w:ascii="Arial" w:hAnsi="Arial" w:cs="Arial"/>
@@ -1406,27 +1367,8 @@
           <w:sz w:val="28"/>
           <w:szCs w:val="28"/>
         </w:rPr>
-        <w:t>u</w:t>
-      </w:r>
-      <w:r>
-        <w:rPr>
-          <w:rFonts w:ascii="Arial" w:hAnsi="Arial" w:cs="Arial"/>
-          <w:sz w:val="28"/>
-          <w:szCs w:val="28"/>
-        </w:rPr>
-        <w:t>,</w:t>
-      </w:r>
-      <w:r>
-        <w:rPr>
-          <w:rFonts w:ascii="Arial" w:hAnsi="Arial" w:cs="Arial"/>
-          <w:i/>
-          <w:iCs/>
-          <w:sz w:val="28"/>
-          <w:szCs w:val="28"/>
-        </w:rPr>
         <w:t>v</w:t>
       </w:r>
-      <w:proofErr w:type="spellEnd"/>
       <w:r>
         <w:rPr>
           <w:rFonts w:ascii="Arial" w:hAnsi="Arial" w:cs="Arial"/>
@@ -1491,7 +1433,6 @@
         <w:suppressAutoHyphens w:val="0"/>
         <w:jc w:val="both"/>
       </w:pPr>
-      <w:proofErr w:type="spellStart"/>
       <w:r>
         <w:rPr>
           <w:rFonts w:ascii="Arial" w:hAnsi="Arial" w:cs="Arial"/>
@@ -1500,9 +1441,16 @@
           <w:sz w:val="28"/>
           <w:szCs w:val="28"/>
         </w:rPr>
-        <w:t>children</w:t>
-      </w:r>
-      <w:proofErr w:type="spellEnd"/>
+        <w:t>children(v)</w:t>
+      </w:r>
+      <w:r>
+        <w:rPr>
+          <w:rFonts w:ascii="Arial" w:hAnsi="Arial" w:cs="Arial"/>
+          <w:sz w:val="28"/>
+          <w:szCs w:val="28"/>
+        </w:rPr>
+        <w:t xml:space="preserve"> = {</w:t>
+      </w:r>
       <w:r>
         <w:rPr>
           <w:rFonts w:ascii="Arial" w:hAnsi="Arial" w:cs="Arial"/>
@@ -1511,15 +1459,31 @@
           <w:sz w:val="28"/>
           <w:szCs w:val="28"/>
         </w:rPr>
-        <w:t>(v)</w:t>
-      </w:r>
-      <w:r>
-        <w:rPr>
-          <w:rFonts w:ascii="Arial" w:hAnsi="Arial" w:cs="Arial"/>
-          <w:sz w:val="28"/>
-          <w:szCs w:val="28"/>
-        </w:rPr>
-        <w:t xml:space="preserve"> = {</w:t>
+        <w:t>w</w:t>
+      </w:r>
+      <w:r>
+        <w:rPr>
+          <w:rFonts w:ascii="Arial" w:hAnsi="Arial" w:cs="Arial"/>
+          <w:sz w:val="28"/>
+          <w:szCs w:val="28"/>
+        </w:rPr>
+        <w:t xml:space="preserve"> </w:t>
+      </w:r>
+      <w:r>
+        <w:rPr>
+          <w:rFonts w:ascii="Cambria Math" w:hAnsi="Cambria Math" w:cs="Cambria Math"/>
+          <w:sz w:val="28"/>
+          <w:szCs w:val="28"/>
+        </w:rPr>
+        <w:t xml:space="preserve">∣ </w:t>
+      </w:r>
+      <w:r>
+        <w:rPr>
+          <w:rFonts w:ascii="Arial" w:hAnsi="Arial" w:cs="Arial"/>
+          <w:sz w:val="28"/>
+          <w:szCs w:val="28"/>
+        </w:rPr>
+        <w:t>(</w:t>
       </w:r>
       <w:r>
         <w:rPr>
@@ -1529,33 +1493,16 @@
           <w:sz w:val="28"/>
           <w:szCs w:val="28"/>
         </w:rPr>
-        <w:t>w</w:t>
-      </w:r>
-      <w:r>
-        <w:rPr>
-          <w:rFonts w:ascii="Arial" w:hAnsi="Arial" w:cs="Arial"/>
-          <w:sz w:val="28"/>
-          <w:szCs w:val="28"/>
-        </w:rPr>
-        <w:t xml:space="preserve"> </w:t>
-      </w:r>
-      <w:r>
-        <w:rPr>
-          <w:rFonts w:ascii="Cambria Math" w:hAnsi="Cambria Math" w:cs="Cambria Math"/>
-          <w:sz w:val="28"/>
-          <w:szCs w:val="28"/>
-        </w:rPr>
-        <w:t xml:space="preserve">∣ </w:t>
-      </w:r>
-      <w:r>
-        <w:rPr>
-          <w:rFonts w:ascii="Arial" w:hAnsi="Arial" w:cs="Arial"/>
-          <w:sz w:val="28"/>
-          <w:szCs w:val="28"/>
-        </w:rPr>
-        <w:t>(</w:t>
-      </w:r>
-      <w:proofErr w:type="spellStart"/>
+        <w:t>v</w:t>
+      </w:r>
+      <w:r>
+        <w:rPr>
+          <w:rFonts w:ascii="Arial" w:hAnsi="Arial" w:cs="Arial"/>
+          <w:sz w:val="28"/>
+          <w:szCs w:val="28"/>
+        </w:rPr>
+        <w:t>,</w:t>
+      </w:r>
       <w:r>
         <w:rPr>
           <w:rFonts w:ascii="Arial" w:hAnsi="Arial" w:cs="Arial"/>
@@ -1564,27 +1511,8 @@
           <w:sz w:val="28"/>
           <w:szCs w:val="28"/>
         </w:rPr>
-        <w:t>v</w:t>
-      </w:r>
-      <w:r>
-        <w:rPr>
-          <w:rFonts w:ascii="Arial" w:hAnsi="Arial" w:cs="Arial"/>
-          <w:sz w:val="28"/>
-          <w:szCs w:val="28"/>
-        </w:rPr>
-        <w:t>,</w:t>
-      </w:r>
-      <w:r>
-        <w:rPr>
-          <w:rFonts w:ascii="Arial" w:hAnsi="Arial" w:cs="Arial"/>
-          <w:i/>
-          <w:iCs/>
-          <w:sz w:val="28"/>
-          <w:szCs w:val="28"/>
-        </w:rPr>
         <w:t>w</w:t>
       </w:r>
-      <w:proofErr w:type="spellEnd"/>
       <w:r>
         <w:rPr>
           <w:rFonts w:ascii="Arial" w:hAnsi="Arial" w:cs="Arial"/>
@@ -1646,7 +1574,6 @@
         <w:spacing w:before="240" w:after="240"/>
         <w:jc w:val="both"/>
       </w:pPr>
-      <w:proofErr w:type="spellStart"/>
       <w:r>
         <w:rPr>
           <w:rFonts w:ascii="Arial" w:hAnsi="Arial" w:cs="Arial"/>
@@ -1655,18 +1582,7 @@
           <w:sz w:val="28"/>
           <w:szCs w:val="28"/>
         </w:rPr>
-        <w:t>Ширинный</w:t>
-      </w:r>
-      <w:proofErr w:type="spellEnd"/>
-      <w:r>
-        <w:rPr>
-          <w:rFonts w:ascii="Arial" w:hAnsi="Arial" w:cs="Arial"/>
-          <w:b/>
-          <w:bCs/>
-          <w:sz w:val="28"/>
-          <w:szCs w:val="28"/>
-        </w:rPr>
-        <w:t xml:space="preserve"> лес</w:t>
+        <w:t>Ширинный лес</w:t>
       </w:r>
       <w:r>
         <w:rPr>
@@ -1740,25 +1656,14 @@
         </w:rPr>
         <w:t>2</w:t>
       </w:r>
-      <w:proofErr w:type="gramStart"/>
-      <w:r>
-        <w:rPr>
-          <w:rFonts w:ascii="Arial" w:hAnsi="Arial" w:cs="Arial"/>
-          <w:sz w:val="28"/>
-          <w:szCs w:val="28"/>
-        </w:rPr>
-        <w:t>​,…</w:t>
-      </w:r>
-      <w:proofErr w:type="gramEnd"/>
-      <w:r>
-        <w:rPr>
-          <w:rFonts w:ascii="Arial" w:hAnsi="Arial" w:cs="Arial"/>
-          <w:sz w:val="28"/>
-          <w:szCs w:val="28"/>
-        </w:rPr>
-        <w:t>,</w:t>
-      </w:r>
-      <w:proofErr w:type="spellStart"/>
+      <w:r>
+        <w:rPr>
+          <w:rFonts w:ascii="Arial" w:hAnsi="Arial" w:cs="Arial"/>
+          <w:sz w:val="28"/>
+          <w:szCs w:val="28"/>
+        </w:rPr>
+        <w:t>​,…,</w:t>
+      </w:r>
       <w:r>
         <w:rPr>
           <w:rFonts w:ascii="Arial" w:hAnsi="Arial" w:cs="Arial"/>
@@ -1780,7 +1685,6 @@
         </w:rPr>
         <w:t>k</w:t>
       </w:r>
-      <w:proofErr w:type="spellEnd"/>
       <w:r>
         <w:rPr>
           <w:rFonts w:ascii="Arial" w:hAnsi="Arial" w:cs="Arial"/>
@@ -1810,7 +1714,6 @@
         </w:rPr>
         <w:t>Каждое </w:t>
       </w:r>
-      <w:proofErr w:type="spellStart"/>
       <w:r>
         <w:rPr>
           <w:rFonts w:ascii="Arial" w:hAnsi="Arial" w:cs="Arial"/>
@@ -1832,7 +1735,6 @@
         </w:rPr>
         <w:t>i</w:t>
       </w:r>
-      <w:proofErr w:type="spellEnd"/>
       <w:r>
         <w:rPr>
           <w:rFonts w:ascii="Arial" w:hAnsi="Arial" w:cs="Arial"/>
@@ -1866,17 +1768,8 @@
           <w:sz w:val="28"/>
           <w:szCs w:val="28"/>
         </w:rPr>
-        <w:t xml:space="preserve">, полученный в результате </w:t>
-      </w:r>
-      <w:r>
-        <w:rPr>
-          <w:rFonts w:ascii="Arial" w:hAnsi="Arial" w:cs="Arial"/>
-          <w:sz w:val="28"/>
-          <w:szCs w:val="28"/>
-        </w:rPr>
-        <w:t>обхода в ширину из стартовой вершины </w:t>
-      </w:r>
-      <w:proofErr w:type="spellStart"/>
+        <w:t>, полученный в результате обхода в ширину из стартовой вершины </w:t>
+      </w:r>
       <w:r>
         <w:rPr>
           <w:rFonts w:ascii="Arial" w:hAnsi="Arial" w:cs="Arial"/>
@@ -1898,7 +1791,6 @@
         </w:rPr>
         <w:t>i</w:t>
       </w:r>
-      <w:proofErr w:type="spellEnd"/>
       <w:r>
         <w:rPr>
           <w:rFonts w:ascii="Arial" w:hAnsi="Arial" w:cs="Arial"/>
@@ -1980,7 +1872,7 @@
                     <pic:cNvPicPr/>
                   </pic:nvPicPr>
                   <pic:blipFill>
-                    <a:blip r:embed="rId14">
+                    <a:blip r:embed="rId7">
                       <a:lum/>
                       <a:alphaModFix/>
                     </a:blip>
@@ -2037,7 +1929,6 @@
         </w:rPr>
         <w:t>∀</w:t>
       </w:r>
-      <w:proofErr w:type="spellStart"/>
       <w:r>
         <w:rPr>
           <w:rFonts w:ascii="Arial" w:hAnsi="Arial" w:cs="Arial"/>
@@ -2049,7 +1940,6 @@
         </w:rPr>
         <w:t>i</w:t>
       </w:r>
-      <w:proofErr w:type="spellEnd"/>
       <w:r>
         <w:rPr>
           <w:rFonts w:ascii="Arial" w:hAnsi="Arial" w:cs="Arial"/>
@@ -2094,7 +1984,6 @@
         </w:rPr>
         <w:t>(</w:t>
       </w:r>
-      <w:proofErr w:type="spellStart"/>
       <w:r>
         <w:rPr>
           <w:rFonts w:ascii="Arial" w:hAnsi="Arial" w:cs="Arial"/>
@@ -2116,7 +2005,6 @@
         </w:rPr>
         <w:t>i</w:t>
       </w:r>
-      <w:proofErr w:type="spellEnd"/>
       <w:r>
         <w:rPr>
           <w:rFonts w:ascii="Arial" w:hAnsi="Arial" w:cs="Arial"/>
@@ -2152,7 +2040,6 @@
         </w:rPr>
         <w:t>(</w:t>
       </w:r>
-      <w:proofErr w:type="spellStart"/>
       <w:r>
         <w:rPr>
           <w:rFonts w:ascii="Arial" w:hAnsi="Arial" w:cs="Arial"/>
@@ -2174,7 +2061,6 @@
         </w:rPr>
         <w:t>j</w:t>
       </w:r>
-      <w:proofErr w:type="spellEnd"/>
       <w:r>
         <w:rPr>
           <w:rFonts w:ascii="Arial" w:hAnsi="Arial" w:cs="Arial"/>
@@ -2228,7 +2114,6 @@
         </w:rPr>
         <w:t>Каждое </w:t>
       </w:r>
-      <w:proofErr w:type="spellStart"/>
       <w:r>
         <w:rPr>
           <w:rFonts w:ascii="Arial" w:hAnsi="Arial" w:cs="Arial"/>
@@ -2250,7 +2135,6 @@
         </w:rPr>
         <w:t>i</w:t>
       </w:r>
-      <w:proofErr w:type="spellEnd"/>
       <w:r>
         <w:rPr>
           <w:rFonts w:ascii="Arial" w:hAnsi="Arial" w:cs="Arial"/>
@@ -2268,7 +2152,6 @@
         </w:rPr>
         <w:t> является ориентированным деревом с корнем </w:t>
       </w:r>
-      <w:proofErr w:type="spellStart"/>
       <w:r>
         <w:rPr>
           <w:rFonts w:ascii="Arial" w:hAnsi="Arial" w:cs="Arial"/>
@@ -2288,35 +2171,15 @@
           <w:szCs w:val="28"/>
           <w:vertAlign w:val="subscript"/>
         </w:rPr>
-        <w:t>i</w:t>
-      </w:r>
-      <w:proofErr w:type="spellEnd"/>
-      <w:r>
-        <w:rPr>
-          <w:rFonts w:ascii="Arial" w:hAnsi="Arial" w:cs="Arial"/>
-          <w:i/>
-          <w:iCs/>
-          <w:sz w:val="28"/>
-          <w:szCs w:val="28"/>
-          <w:vertAlign w:val="subscript"/>
-        </w:rPr>
-        <w:t>​</w:t>
-      </w:r>
-      <w:r>
-        <w:rPr>
-          <w:rFonts w:ascii="Arial" w:hAnsi="Arial" w:cs="Arial"/>
-          <w:sz w:val="28"/>
-          <w:szCs w:val="28"/>
-        </w:rPr>
-        <w:t>, где все дуг</w:t>
-      </w:r>
-      <w:r>
-        <w:rPr>
-          <w:rFonts w:ascii="Arial" w:hAnsi="Arial" w:cs="Arial"/>
-          <w:sz w:val="28"/>
-          <w:szCs w:val="28"/>
-        </w:rPr>
-        <w:t>и направлены от корня к потомкам.</w:t>
+        <w:t>i​</w:t>
+      </w:r>
+      <w:r>
+        <w:rPr>
+          <w:rFonts w:ascii="Arial" w:hAnsi="Arial" w:cs="Arial"/>
+          <w:sz w:val="28"/>
+          <w:szCs w:val="28"/>
+        </w:rPr>
+        <w:t>, где все дуги направлены от корня к потомкам.</w:t>
       </w:r>
     </w:p>
     <w:p>
@@ -2361,7 +2224,7 @@
                     <pic:cNvPicPr/>
                   </pic:nvPicPr>
                   <pic:blipFill>
-                    <a:blip r:embed="rId15">
+                    <a:blip r:embed="rId8">
                       <a:lum/>
                       <a:alphaModFix/>
                     </a:blip>
@@ -2545,10 +2408,7 @@
       <w:bookmarkStart w:id="10" w:name="_Toc215707983"/>
       <w:r>
         <w:lastRenderedPageBreak/>
-        <w:t xml:space="preserve">Выбор и обоснование способа </w:t>
-      </w:r>
-      <w:r>
-        <w:t>представления данных</w:t>
+        <w:t>Выбор и обоснование способа представления данных</w:t>
       </w:r>
       <w:bookmarkEnd w:id="10"/>
     </w:p>
@@ -2589,8 +2449,6 @@
         </w:rPr>
         <w:t>Граф представлен в виде хэш-таблицы (</w:t>
       </w:r>
-      <w:proofErr w:type="spellStart"/>
-      <w:proofErr w:type="gramStart"/>
       <w:r>
         <w:rPr>
           <w:rFonts w:ascii="Arial" w:hAnsi="Arial" w:cs="Arial"/>
@@ -2599,129 +2457,7 @@
           <w:sz w:val="28"/>
           <w:szCs w:val="28"/>
         </w:rPr>
-        <w:t>std</w:t>
-      </w:r>
-      <w:proofErr w:type="spellEnd"/>
-      <w:r>
-        <w:rPr>
-          <w:rFonts w:ascii="Arial" w:hAnsi="Arial" w:cs="Arial"/>
-          <w:i/>
-          <w:iCs/>
-          <w:sz w:val="28"/>
-          <w:szCs w:val="28"/>
-        </w:rPr>
-        <w:t>::</w:t>
-      </w:r>
-      <w:proofErr w:type="spellStart"/>
-      <w:proofErr w:type="gramEnd"/>
-      <w:r>
-        <w:rPr>
-          <w:rFonts w:ascii="Arial" w:hAnsi="Arial" w:cs="Arial"/>
-          <w:i/>
-          <w:iCs/>
-          <w:sz w:val="28"/>
-          <w:szCs w:val="28"/>
-        </w:rPr>
-        <w:t>unordered_map</w:t>
-      </w:r>
-      <w:proofErr w:type="spellEnd"/>
-      <w:r>
-        <w:rPr>
-          <w:rFonts w:ascii="Arial" w:hAnsi="Arial" w:cs="Arial"/>
-          <w:i/>
-          <w:iCs/>
-          <w:sz w:val="28"/>
-          <w:szCs w:val="28"/>
-        </w:rPr>
-        <w:t>&lt;</w:t>
-      </w:r>
-      <w:proofErr w:type="spellStart"/>
-      <w:r>
-        <w:rPr>
-          <w:rFonts w:ascii="Arial" w:hAnsi="Arial" w:cs="Arial"/>
-          <w:i/>
-          <w:iCs/>
-          <w:sz w:val="28"/>
-          <w:szCs w:val="28"/>
-        </w:rPr>
-        <w:t>int</w:t>
-      </w:r>
-      <w:proofErr w:type="spellEnd"/>
-      <w:r>
-        <w:rPr>
-          <w:rFonts w:ascii="Arial" w:hAnsi="Arial" w:cs="Arial"/>
-          <w:i/>
-          <w:iCs/>
-          <w:sz w:val="28"/>
-          <w:szCs w:val="28"/>
-        </w:rPr>
-        <w:t xml:space="preserve">, </w:t>
-      </w:r>
-      <w:proofErr w:type="spellStart"/>
-      <w:r>
-        <w:rPr>
-          <w:rFonts w:ascii="Arial" w:hAnsi="Arial" w:cs="Arial"/>
-          <w:i/>
-          <w:iCs/>
-          <w:sz w:val="28"/>
-          <w:szCs w:val="28"/>
-        </w:rPr>
-        <w:t>std</w:t>
-      </w:r>
-      <w:proofErr w:type="spellEnd"/>
-      <w:r>
-        <w:rPr>
-          <w:rFonts w:ascii="Arial" w:hAnsi="Arial" w:cs="Arial"/>
-          <w:i/>
-          <w:iCs/>
-          <w:sz w:val="28"/>
-          <w:szCs w:val="28"/>
-        </w:rPr>
-        <w:t>::</w:t>
-      </w:r>
-      <w:proofErr w:type="spellStart"/>
-      <w:r>
-        <w:rPr>
-          <w:rFonts w:ascii="Arial" w:hAnsi="Arial" w:cs="Arial"/>
-          <w:i/>
-          <w:iCs/>
-          <w:sz w:val="28"/>
-          <w:szCs w:val="28"/>
-        </w:rPr>
-        <w:t>unique_ptr</w:t>
-      </w:r>
-      <w:proofErr w:type="spellEnd"/>
-      <w:r>
-        <w:rPr>
-          <w:rFonts w:ascii="Arial" w:hAnsi="Arial" w:cs="Arial"/>
-          <w:i/>
-          <w:iCs/>
-          <w:sz w:val="28"/>
-          <w:szCs w:val="28"/>
-        </w:rPr>
-        <w:t>&lt;</w:t>
-      </w:r>
-      <w:proofErr w:type="spellStart"/>
-      <w:r>
-        <w:rPr>
-          <w:rFonts w:ascii="Arial" w:hAnsi="Arial" w:cs="Arial"/>
-          <w:i/>
-          <w:iCs/>
-          <w:sz w:val="28"/>
-          <w:szCs w:val="28"/>
-        </w:rPr>
-        <w:t>Node</w:t>
-      </w:r>
-      <w:proofErr w:type="spellEnd"/>
-      <w:r>
-        <w:rPr>
-          <w:rFonts w:ascii="Arial" w:hAnsi="Arial" w:cs="Arial"/>
-          <w:i/>
-          <w:iCs/>
-          <w:sz w:val="28"/>
-          <w:szCs w:val="28"/>
-        </w:rPr>
-        <w:t>&gt;&gt;</w:t>
+        <w:t>std::unordered_map&lt;int, std::unique_ptr&lt;Node&gt;&gt;</w:t>
       </w:r>
       <w:r>
         <w:rPr>
@@ -2752,7 +2488,6 @@
         </w:rPr>
         <w:t>Каждая вершина — объект </w:t>
       </w:r>
-      <w:proofErr w:type="spellStart"/>
       <w:r>
         <w:rPr>
           <w:rFonts w:ascii="Arial" w:hAnsi="Arial" w:cs="Arial"/>
@@ -2763,7 +2498,6 @@
         </w:rPr>
         <w:t>Node</w:t>
       </w:r>
-      <w:proofErr w:type="spellEnd"/>
       <w:r>
         <w:rPr>
           <w:rFonts w:ascii="Arial" w:hAnsi="Arial" w:cs="Arial"/>
@@ -2784,7 +2518,6 @@
         <w:suppressAutoHyphens w:val="0"/>
         <w:jc w:val="both"/>
       </w:pPr>
-      <w:proofErr w:type="spellStart"/>
       <w:r>
         <w:rPr>
           <w:rFonts w:ascii="Arial" w:hAnsi="Arial" w:cs="Arial"/>
@@ -2795,7 +2528,6 @@
         </w:rPr>
         <w:t>index</w:t>
       </w:r>
-      <w:proofErr w:type="spellEnd"/>
       <w:r>
         <w:rPr>
           <w:rFonts w:ascii="Arial" w:hAnsi="Arial" w:cs="Arial"/>
@@ -2816,7 +2548,6 @@
         <w:suppressAutoHyphens w:val="0"/>
         <w:jc w:val="both"/>
       </w:pPr>
-      <w:proofErr w:type="spellStart"/>
       <w:r>
         <w:rPr>
           <w:rFonts w:ascii="Arial" w:hAnsi="Arial" w:cs="Arial"/>
@@ -2827,22 +2558,13 @@
         </w:rPr>
         <w:t>value</w:t>
       </w:r>
-      <w:proofErr w:type="spellEnd"/>
-      <w:r>
-        <w:rPr>
-          <w:rFonts w:ascii="Arial" w:hAnsi="Arial" w:cs="Arial"/>
-          <w:sz w:val="28"/>
-          <w:szCs w:val="28"/>
-        </w:rPr>
-        <w:t xml:space="preserve"> — произвольное значение </w:t>
-      </w:r>
-      <w:r>
-        <w:rPr>
-          <w:rFonts w:ascii="Arial" w:hAnsi="Arial" w:cs="Arial"/>
-          <w:sz w:val="28"/>
-          <w:szCs w:val="28"/>
-        </w:rPr>
-        <w:t>вершины.</w:t>
+      <w:r>
+        <w:rPr>
+          <w:rFonts w:ascii="Arial" w:hAnsi="Arial" w:cs="Arial"/>
+          <w:sz w:val="28"/>
+          <w:szCs w:val="28"/>
+        </w:rPr>
+        <w:t> — произвольное значение вершины.</w:t>
       </w:r>
     </w:p>
     <w:p>
@@ -2856,7 +2578,6 @@
         <w:suppressAutoHyphens w:val="0"/>
         <w:jc w:val="both"/>
       </w:pPr>
-      <w:proofErr w:type="spellStart"/>
       <w:r>
         <w:rPr>
           <w:rFonts w:ascii="Arial" w:hAnsi="Arial" w:cs="Arial"/>
@@ -2867,7 +2588,6 @@
         </w:rPr>
         <w:t>childs</w:t>
       </w:r>
-      <w:proofErr w:type="spellEnd"/>
       <w:r>
         <w:rPr>
           <w:rFonts w:ascii="Arial" w:hAnsi="Arial" w:cs="Arial"/>
@@ -2888,7 +2608,6 @@
         <w:suppressAutoHyphens w:val="0"/>
         <w:jc w:val="both"/>
       </w:pPr>
-      <w:proofErr w:type="spellStart"/>
       <w:r>
         <w:rPr>
           <w:rFonts w:ascii="Arial" w:hAnsi="Arial" w:cs="Arial"/>
@@ -2899,7 +2618,6 @@
         </w:rPr>
         <w:t>parents</w:t>
       </w:r>
-      <w:proofErr w:type="spellEnd"/>
       <w:r>
         <w:rPr>
           <w:rFonts w:ascii="Arial" w:hAnsi="Arial" w:cs="Arial"/>
@@ -2966,7 +2684,6 @@
         </w:rPr>
         <w:t>Хранение списков смежности (</w:t>
       </w:r>
-      <w:proofErr w:type="spellStart"/>
       <w:r>
         <w:rPr>
           <w:rFonts w:ascii="Arial" w:hAnsi="Arial" w:cs="Arial"/>
@@ -2975,19 +2692,8 @@
           <w:sz w:val="28"/>
           <w:szCs w:val="28"/>
         </w:rPr>
-        <w:t>child</w:t>
-      </w:r>
-      <w:r>
-        <w:rPr>
-          <w:rFonts w:ascii="Arial" w:hAnsi="Arial" w:cs="Arial"/>
-          <w:i/>
-          <w:iCs/>
-          <w:sz w:val="28"/>
-          <w:szCs w:val="28"/>
-        </w:rPr>
-        <w:t>s</w:t>
-      </w:r>
-      <w:proofErr w:type="spellEnd"/>
+        <w:t>childs</w:t>
+      </w:r>
       <w:r>
         <w:rPr>
           <w:rFonts w:ascii="Arial" w:hAnsi="Arial" w:cs="Arial"/>
@@ -3016,7 +2722,6 @@
         </w:rPr>
         <w:t>Отдельное хранение </w:t>
       </w:r>
-      <w:proofErr w:type="spellStart"/>
       <w:r>
         <w:rPr>
           <w:rFonts w:ascii="Arial" w:hAnsi="Arial" w:cs="Arial"/>
@@ -3027,7 +2732,6 @@
         </w:rPr>
         <w:t>parents</w:t>
       </w:r>
-      <w:proofErr w:type="spellEnd"/>
       <w:r>
         <w:rPr>
           <w:rFonts w:ascii="Arial" w:hAnsi="Arial" w:cs="Arial"/>
@@ -3036,7 +2740,6 @@
         </w:rPr>
         <w:t> и </w:t>
       </w:r>
-      <w:proofErr w:type="spellStart"/>
       <w:r>
         <w:rPr>
           <w:rFonts w:ascii="Arial" w:hAnsi="Arial" w:cs="Arial"/>
@@ -3047,7 +2750,6 @@
         </w:rPr>
         <w:t>childs</w:t>
       </w:r>
-      <w:proofErr w:type="spellEnd"/>
       <w:r>
         <w:rPr>
           <w:rFonts w:ascii="Arial" w:hAnsi="Arial" w:cs="Arial"/>
@@ -3076,7 +2778,6 @@
         </w:rPr>
         <w:t>Использование </w:t>
       </w:r>
-      <w:proofErr w:type="spellStart"/>
       <w:r>
         <w:rPr>
           <w:rFonts w:ascii="Arial" w:hAnsi="Arial" w:cs="Arial"/>
@@ -3087,7 +2788,6 @@
         </w:rPr>
         <w:t>unique_ptr</w:t>
       </w:r>
-      <w:proofErr w:type="spellEnd"/>
       <w:r>
         <w:rPr>
           <w:rFonts w:ascii="Arial" w:hAnsi="Arial" w:cs="Arial"/>
@@ -3139,16 +2839,7 @@
           <w:szCs w:val="28"/>
           <w:lang w:eastAsia="zh-CN"/>
         </w:rPr>
-        <w:t xml:space="preserve">Входные </w:t>
-      </w:r>
-      <w:r>
-        <w:rPr>
-          <w:rFonts w:ascii="Arial" w:hAnsi="Arial" w:cs="Arial"/>
-          <w:sz w:val="28"/>
-          <w:szCs w:val="28"/>
-          <w:lang w:eastAsia="zh-CN"/>
-        </w:rPr>
-        <w:t>данные: Граф </w:t>
+        <w:t>Входные данные: Граф </w:t>
       </w:r>
       <w:r>
         <w:rPr>
@@ -3178,17 +2869,8 @@
           <w:lang w:eastAsia="zh-CN"/>
         </w:rPr>
         <w:br/>
-      </w:r>
-      <w:r>
-        <w:rPr>
-          <w:rFonts w:ascii="Arial" w:hAnsi="Arial" w:cs="Arial"/>
-          <w:sz w:val="28"/>
-          <w:szCs w:val="28"/>
-          <w:lang w:eastAsia="zh-CN"/>
-        </w:rPr>
         <w:t xml:space="preserve">Выходные данные: Массив графов </w:t>
       </w:r>
-      <w:proofErr w:type="spellStart"/>
       <w:r>
         <w:rPr>
           <w:rFonts w:ascii="Arial" w:hAnsi="Arial" w:cs="Arial"/>
@@ -3200,7 +2882,6 @@
         </w:rPr>
         <w:t>forest</w:t>
       </w:r>
-      <w:proofErr w:type="spellEnd"/>
       <w:r>
         <w:rPr>
           <w:rFonts w:ascii="Arial" w:hAnsi="Arial" w:cs="Arial"/>
@@ -3248,7 +2929,6 @@
         </w:rPr>
         <w:t>Найти вершины без предков: </w:t>
       </w:r>
-      <w:proofErr w:type="spellStart"/>
       <w:r>
         <w:rPr>
           <w:rFonts w:ascii="Arial" w:hAnsi="Arial" w:cs="Arial"/>
@@ -3258,19 +2938,7 @@
           <w:szCs w:val="28"/>
           <w:lang w:eastAsia="zh-CN"/>
         </w:rPr>
-        <w:t>getParentlessNodes</w:t>
-      </w:r>
-      <w:proofErr w:type="spellEnd"/>
-      <w:r>
-        <w:rPr>
-          <w:rFonts w:ascii="Arial" w:hAnsi="Arial" w:cs="Arial"/>
-          <w:i/>
-          <w:iCs/>
-          <w:sz w:val="28"/>
-          <w:szCs w:val="28"/>
-          <w:lang w:eastAsia="zh-CN"/>
-        </w:rPr>
-        <w:t>()</w:t>
+        <w:t>getParentlessNodes()</w:t>
       </w:r>
       <w:r>
         <w:rPr>
@@ -3302,7 +2970,6 @@
         </w:rPr>
         <w:t>Проход по всем вершинам, проверка </w:t>
       </w:r>
-      <w:proofErr w:type="spellStart"/>
       <w:r>
         <w:rPr>
           <w:rFonts w:ascii="Arial" w:hAnsi="Arial" w:cs="Arial"/>
@@ -3312,19 +2979,7 @@
           <w:szCs w:val="28"/>
           <w:lang w:eastAsia="zh-CN"/>
         </w:rPr>
-        <w:t>parents.empty</w:t>
-      </w:r>
-      <w:proofErr w:type="spellEnd"/>
-      <w:r>
-        <w:rPr>
-          <w:rFonts w:ascii="Arial" w:hAnsi="Arial" w:cs="Arial"/>
-          <w:i/>
-          <w:iCs/>
-          <w:sz w:val="28"/>
-          <w:szCs w:val="28"/>
-          <w:lang w:eastAsia="zh-CN"/>
-        </w:rPr>
-        <w:t>()</w:t>
+        <w:t>parents.empty()</w:t>
       </w:r>
       <w:r>
         <w:rPr>
@@ -3393,16 +3048,7 @@
           <w:szCs w:val="28"/>
           <w:lang w:eastAsia="zh-CN"/>
         </w:rPr>
-        <w:t xml:space="preserve">Если таких вершин </w:t>
-      </w:r>
-      <w:r>
-        <w:rPr>
-          <w:rFonts w:ascii="Arial" w:hAnsi="Arial" w:cs="Arial"/>
-          <w:sz w:val="28"/>
-          <w:szCs w:val="28"/>
-          <w:lang w:eastAsia="zh-CN"/>
-        </w:rPr>
-        <w:t>нет: выбрать первую вершину графа.</w:t>
+        <w:t>Если таких вершин нет: выбрать первую вершину графа.</w:t>
       </w:r>
     </w:p>
     <w:p>
@@ -3436,7 +3082,6 @@
         </w:rPr>
         <w:t>s</w:t>
       </w:r>
-      <w:proofErr w:type="spellStart"/>
       <w:r>
         <w:rPr>
           <w:rFonts w:ascii="Arial" w:hAnsi="Arial" w:cs="Arial"/>
@@ -3448,7 +3093,6 @@
         </w:rPr>
         <w:t>tartNode</w:t>
       </w:r>
-      <w:proofErr w:type="spellEnd"/>
       <w:r>
         <w:rPr>
           <w:rFonts w:ascii="Arial" w:hAnsi="Arial" w:cs="Arial"/>
@@ -3490,7 +3134,6 @@
         </w:rPr>
         <w:t>s</w:t>
       </w:r>
-      <w:proofErr w:type="spellStart"/>
       <w:r>
         <w:rPr>
           <w:rFonts w:ascii="Arial" w:hAnsi="Arial" w:cs="Arial"/>
@@ -3502,7 +3145,6 @@
         </w:rPr>
         <w:t>tartNode</w:t>
       </w:r>
-      <w:proofErr w:type="spellEnd"/>
       <w:r>
         <w:rPr>
           <w:rFonts w:ascii="Arial" w:hAnsi="Arial" w:cs="Arial"/>
@@ -3533,7 +3175,6 @@
         </w:rPr>
         <w:t>Вызвать </w:t>
       </w:r>
-      <w:proofErr w:type="spellStart"/>
       <w:r>
         <w:rPr>
           <w:rFonts w:ascii="Arial" w:hAnsi="Arial" w:cs="Arial"/>
@@ -3543,9 +3184,8 @@
           <w:szCs w:val="28"/>
           <w:lang w:eastAsia="zh-CN"/>
         </w:rPr>
-        <w:t>createBFSTree</w:t>
-      </w:r>
-      <w:proofErr w:type="spellEnd"/>
+        <w:t>createBFSTree(passedNodes, s</w:t>
+      </w:r>
       <w:r>
         <w:rPr>
           <w:rFonts w:ascii="Arial" w:hAnsi="Arial" w:cs="Arial"/>
@@ -3553,47 +3193,10 @@
           <w:iCs/>
           <w:sz w:val="28"/>
           <w:szCs w:val="28"/>
-          <w:lang w:eastAsia="zh-CN"/>
-        </w:rPr>
-        <w:t>(</w:t>
-      </w:r>
-      <w:proofErr w:type="spellStart"/>
-      <w:r>
-        <w:rPr>
-          <w:rFonts w:ascii="Arial" w:hAnsi="Arial" w:cs="Arial"/>
-          <w:i/>
-          <w:iCs/>
-          <w:sz w:val="28"/>
-          <w:szCs w:val="28"/>
-          <w:lang w:eastAsia="zh-CN"/>
-        </w:rPr>
-        <w:t>passedNodes</w:t>
-      </w:r>
-      <w:proofErr w:type="spellEnd"/>
-      <w:r>
-        <w:rPr>
-          <w:rFonts w:ascii="Arial" w:hAnsi="Arial" w:cs="Arial"/>
-          <w:i/>
-          <w:iCs/>
-          <w:sz w:val="28"/>
-          <w:szCs w:val="28"/>
-          <w:lang w:eastAsia="zh-CN"/>
-        </w:rPr>
-        <w:t>, s</w:t>
-      </w:r>
-      <w:proofErr w:type="spellStart"/>
-      <w:r>
-        <w:rPr>
-          <w:rFonts w:ascii="Arial" w:hAnsi="Arial" w:cs="Arial"/>
-          <w:i/>
-          <w:iCs/>
-          <w:sz w:val="28"/>
-          <w:szCs w:val="28"/>
           <w:lang w:val="en-US" w:eastAsia="zh-CN"/>
         </w:rPr>
         <w:t>tartNode</w:t>
       </w:r>
-      <w:proofErr w:type="spellEnd"/>
       <w:r>
         <w:rPr>
           <w:rFonts w:ascii="Arial" w:hAnsi="Arial" w:cs="Arial"/>
@@ -3629,7 +3232,6 @@
           <w:lang w:val="en-US"/>
         </w:rPr>
       </w:pPr>
-      <w:proofErr w:type="spellStart"/>
       <w:r>
         <w:rPr>
           <w:rFonts w:ascii="Arial" w:hAnsi="Arial" w:cs="Arial"/>
@@ -3639,96 +3241,35 @@
           <w:szCs w:val="28"/>
           <w:lang w:val="en-US" w:eastAsia="zh-CN"/>
         </w:rPr>
-        <w:t>createBFSTree</w:t>
-      </w:r>
-      <w:proofErr w:type="spellEnd"/>
-      <w:r>
-        <w:rPr>
-          <w:rFonts w:ascii="Arial" w:hAnsi="Arial" w:cs="Arial"/>
-          <w:i/>
-          <w:iCs/>
+        <w:t>createBFSTree(passedNodes, startNode)</w:t>
+      </w:r>
+      <w:r>
+        <w:rPr>
+          <w:rFonts w:ascii="Arial" w:hAnsi="Arial" w:cs="Arial"/>
           <w:sz w:val="28"/>
           <w:szCs w:val="28"/>
           <w:lang w:val="en-US" w:eastAsia="zh-CN"/>
         </w:rPr>
-        <w:t>(</w:t>
-      </w:r>
-      <w:proofErr w:type="spellStart"/>
-      <w:r>
-        <w:rPr>
-          <w:rFonts w:ascii="Arial" w:hAnsi="Arial" w:cs="Arial"/>
-          <w:i/>
-          <w:iCs/>
+        <w:t xml:space="preserve"> — </w:t>
+      </w:r>
+      <w:r>
+        <w:rPr>
+          <w:rFonts w:ascii="Arial" w:hAnsi="Arial" w:cs="Arial"/>
+          <w:sz w:val="28"/>
+          <w:szCs w:val="28"/>
+          <w:lang w:eastAsia="zh-CN"/>
+        </w:rPr>
+        <w:t>построение</w:t>
+      </w:r>
+      <w:r>
+        <w:rPr>
+          <w:rFonts w:ascii="Arial" w:hAnsi="Arial" w:cs="Arial"/>
           <w:sz w:val="28"/>
           <w:szCs w:val="28"/>
           <w:lang w:val="en-US" w:eastAsia="zh-CN"/>
         </w:rPr>
-        <w:t>passedNodes</w:t>
-      </w:r>
-      <w:proofErr w:type="spellEnd"/>
-      <w:r>
-        <w:rPr>
-          <w:rFonts w:ascii="Arial" w:hAnsi="Arial" w:cs="Arial"/>
-          <w:i/>
-          <w:iCs/>
-          <w:sz w:val="28"/>
-          <w:szCs w:val="28"/>
-          <w:lang w:val="en-US" w:eastAsia="zh-CN"/>
-        </w:rPr>
-        <w:t xml:space="preserve">, </w:t>
-      </w:r>
-      <w:proofErr w:type="spellStart"/>
-      <w:r>
-        <w:rPr>
-          <w:rFonts w:ascii="Arial" w:hAnsi="Arial" w:cs="Arial"/>
-          <w:i/>
-          <w:iCs/>
-          <w:sz w:val="28"/>
-          <w:szCs w:val="28"/>
-          <w:lang w:val="en-US" w:eastAsia="zh-CN"/>
-        </w:rPr>
-        <w:t>startNode</w:t>
-      </w:r>
-      <w:proofErr w:type="spellEnd"/>
-      <w:r>
-        <w:rPr>
-          <w:rFonts w:ascii="Arial" w:hAnsi="Arial" w:cs="Arial"/>
-          <w:i/>
-          <w:iCs/>
-          <w:sz w:val="28"/>
-          <w:szCs w:val="28"/>
-          <w:lang w:val="en-US" w:eastAsia="zh-CN"/>
-        </w:rPr>
-        <w:t>)</w:t>
-      </w:r>
-      <w:r>
-        <w:rPr>
-          <w:rFonts w:ascii="Arial" w:hAnsi="Arial" w:cs="Arial"/>
-          <w:sz w:val="28"/>
-          <w:szCs w:val="28"/>
-          <w:lang w:val="en-US" w:eastAsia="zh-CN"/>
-        </w:rPr>
-        <w:t xml:space="preserve"> — </w:t>
-      </w:r>
-      <w:r>
-        <w:rPr>
-          <w:rFonts w:ascii="Arial" w:hAnsi="Arial" w:cs="Arial"/>
-          <w:sz w:val="28"/>
-          <w:szCs w:val="28"/>
-          <w:lang w:eastAsia="zh-CN"/>
-        </w:rPr>
-        <w:t>построение</w:t>
-      </w:r>
-      <w:r>
-        <w:rPr>
-          <w:rFonts w:ascii="Arial" w:hAnsi="Arial" w:cs="Arial"/>
-          <w:sz w:val="28"/>
-          <w:szCs w:val="28"/>
-          <w:lang w:val="en-US" w:eastAsia="zh-CN"/>
-        </w:rPr>
         <w:t xml:space="preserve"> </w:t>
       </w:r>
-      <w:proofErr w:type="spellStart"/>
       <w:r>
         <w:rPr>
           <w:rFonts w:ascii="Arial" w:hAnsi="Arial" w:cs="Arial"/>
@@ -3737,7 +3278,6 @@
         </w:rPr>
         <w:t>Ширинного</w:t>
       </w:r>
-      <w:proofErr w:type="spellEnd"/>
       <w:r>
         <w:rPr>
           <w:rFonts w:ascii="Arial" w:hAnsi="Arial" w:cs="Arial"/>
@@ -3777,7 +3317,6 @@
         <w:lastRenderedPageBreak/>
         <w:t>Инициализировать очередь </w:t>
       </w:r>
-      <w:proofErr w:type="spellStart"/>
       <w:r>
         <w:rPr>
           <w:rFonts w:ascii="Arial" w:hAnsi="Arial" w:cs="Arial"/>
@@ -3787,7 +3326,16 @@
           <w:szCs w:val="28"/>
           <w:lang w:eastAsia="zh-CN"/>
         </w:rPr>
-        <w:t>qu</w:t>
+        <w:t>queue</w:t>
+      </w:r>
+      <w:r>
+        <w:rPr>
+          <w:rFonts w:ascii="Arial" w:hAnsi="Arial" w:cs="Arial"/>
+          <w:sz w:val="28"/>
+          <w:szCs w:val="28"/>
+          <w:lang w:eastAsia="zh-CN"/>
+        </w:rPr>
+        <w:t>, поместить </w:t>
       </w:r>
       <w:r>
         <w:rPr>
@@ -3798,17 +3346,7 @@
           <w:szCs w:val="28"/>
           <w:lang w:eastAsia="zh-CN"/>
         </w:rPr>
-        <w:t>eue</w:t>
-      </w:r>
-      <w:proofErr w:type="spellEnd"/>
-      <w:r>
-        <w:rPr>
-          <w:rFonts w:ascii="Arial" w:hAnsi="Arial" w:cs="Arial"/>
-          <w:sz w:val="28"/>
-          <w:szCs w:val="28"/>
-          <w:lang w:eastAsia="zh-CN"/>
-        </w:rPr>
-        <w:t>, поместить </w:t>
+        <w:t>s</w:t>
       </w:r>
       <w:r>
         <w:rPr>
@@ -3817,23 +3355,10 @@
           <w:iCs/>
           <w:sz w:val="28"/>
           <w:szCs w:val="28"/>
-          <w:lang w:eastAsia="zh-CN"/>
-        </w:rPr>
-        <w:t>s</w:t>
-      </w:r>
-      <w:proofErr w:type="spellStart"/>
-      <w:r>
-        <w:rPr>
-          <w:rFonts w:ascii="Arial" w:hAnsi="Arial" w:cs="Arial"/>
-          <w:i/>
-          <w:iCs/>
-          <w:sz w:val="28"/>
-          <w:szCs w:val="28"/>
           <w:lang w:val="en-US" w:eastAsia="zh-CN"/>
         </w:rPr>
         <w:t>tartNode</w:t>
       </w:r>
-      <w:proofErr w:type="spellEnd"/>
       <w:r>
         <w:rPr>
           <w:rFonts w:ascii="Arial" w:hAnsi="Arial" w:cs="Arial"/>
@@ -3875,7 +3400,6 @@
         </w:rPr>
         <w:t>s</w:t>
       </w:r>
-      <w:proofErr w:type="spellStart"/>
       <w:r>
         <w:rPr>
           <w:rFonts w:ascii="Arial" w:hAnsi="Arial" w:cs="Arial"/>
@@ -3887,7 +3411,6 @@
         </w:rPr>
         <w:t>tartNode</w:t>
       </w:r>
-      <w:proofErr w:type="spellEnd"/>
       <w:r>
         <w:rPr>
           <w:rFonts w:ascii="Arial" w:hAnsi="Arial" w:cs="Arial"/>
@@ -3918,7 +3441,6 @@
         </w:rPr>
         <w:t>Создать новое дерево </w:t>
       </w:r>
-      <w:proofErr w:type="spellStart"/>
       <w:r>
         <w:rPr>
           <w:rFonts w:ascii="Arial" w:hAnsi="Arial" w:cs="Arial"/>
@@ -3930,7 +3452,6 @@
         </w:rPr>
         <w:t>tree</w:t>
       </w:r>
-      <w:proofErr w:type="spellEnd"/>
       <w:r>
         <w:rPr>
           <w:rFonts w:ascii="Arial" w:hAnsi="Arial" w:cs="Arial"/>
@@ -3951,7 +3472,6 @@
         </w:rPr>
         <w:t>s</w:t>
       </w:r>
-      <w:proofErr w:type="spellStart"/>
       <w:r>
         <w:rPr>
           <w:rFonts w:ascii="Arial" w:hAnsi="Arial" w:cs="Arial"/>
@@ -3963,7 +3483,6 @@
         </w:rPr>
         <w:t>tartNode</w:t>
       </w:r>
-      <w:proofErr w:type="spellEnd"/>
       <w:r>
         <w:rPr>
           <w:rFonts w:ascii="Arial" w:hAnsi="Arial" w:cs="Arial"/>
@@ -4015,7 +3534,6 @@
         </w:rPr>
         <w:t>Извлечь текущую вершину </w:t>
       </w:r>
-      <w:proofErr w:type="spellStart"/>
       <w:r>
         <w:rPr>
           <w:rFonts w:ascii="Arial" w:hAnsi="Arial" w:cs="Arial"/>
@@ -4027,7 +3545,6 @@
         </w:rPr>
         <w:t>curr</w:t>
       </w:r>
-      <w:proofErr w:type="spellEnd"/>
       <w:r>
         <w:rPr>
           <w:rFonts w:ascii="Arial" w:hAnsi="Arial" w:cs="Arial"/>
@@ -4058,7 +3575,6 @@
         </w:rPr>
         <w:t>Для каждого ребра (</w:t>
       </w:r>
-      <w:proofErr w:type="spellStart"/>
       <w:r>
         <w:rPr>
           <w:rFonts w:ascii="Arial" w:hAnsi="Arial" w:cs="Arial"/>
@@ -4070,7 +3586,6 @@
         </w:rPr>
         <w:t>curr</w:t>
       </w:r>
-      <w:proofErr w:type="spellEnd"/>
       <w:r>
         <w:rPr>
           <w:rFonts w:ascii="Arial" w:hAnsi="Arial" w:cs="Arial"/>
@@ -4080,7 +3595,6 @@
         </w:rPr>
         <w:t xml:space="preserve">, </w:t>
       </w:r>
-      <w:proofErr w:type="spellStart"/>
       <w:r>
         <w:rPr>
           <w:rFonts w:ascii="Arial" w:hAnsi="Arial" w:cs="Arial"/>
@@ -4092,7 +3606,6 @@
         </w:rPr>
         <w:t>child</w:t>
       </w:r>
-      <w:proofErr w:type="spellEnd"/>
       <w:r>
         <w:rPr>
           <w:rFonts w:ascii="Arial" w:hAnsi="Arial" w:cs="Arial"/>
@@ -4123,7 +3636,6 @@
         </w:rPr>
         <w:t>Если </w:t>
       </w:r>
-      <w:proofErr w:type="spellStart"/>
       <w:r>
         <w:rPr>
           <w:rFonts w:ascii="Arial" w:hAnsi="Arial" w:cs="Arial"/>
@@ -4135,7 +3647,6 @@
         </w:rPr>
         <w:t>child</w:t>
       </w:r>
-      <w:proofErr w:type="spellEnd"/>
       <w:r>
         <w:rPr>
           <w:rFonts w:ascii="Arial" w:hAnsi="Arial" w:cs="Arial"/>
@@ -4166,7 +3677,6 @@
         </w:rPr>
         <w:t>Добавить </w:t>
       </w:r>
-      <w:proofErr w:type="spellStart"/>
       <w:r>
         <w:rPr>
           <w:rFonts w:ascii="Arial" w:hAnsi="Arial" w:cs="Arial"/>
@@ -4178,7 +3688,6 @@
         </w:rPr>
         <w:t>child</w:t>
       </w:r>
-      <w:proofErr w:type="spellEnd"/>
       <w:r>
         <w:rPr>
           <w:rFonts w:ascii="Arial" w:hAnsi="Arial" w:cs="Arial"/>
@@ -4230,7 +3739,6 @@
         </w:rPr>
         <w:t>Добавить копию </w:t>
       </w:r>
-      <w:proofErr w:type="spellStart"/>
       <w:r>
         <w:rPr>
           <w:rFonts w:ascii="Arial" w:hAnsi="Arial" w:cs="Arial"/>
@@ -4242,7 +3750,6 @@
         </w:rPr>
         <w:t>child</w:t>
       </w:r>
-      <w:proofErr w:type="spellEnd"/>
       <w:r>
         <w:rPr>
           <w:rFonts w:ascii="Arial" w:hAnsi="Arial" w:cs="Arial"/>
@@ -4252,7 +3759,6 @@
         </w:rPr>
         <w:t> в дерево </w:t>
       </w:r>
-      <w:proofErr w:type="spellStart"/>
       <w:r>
         <w:rPr>
           <w:rFonts w:ascii="Arial" w:hAnsi="Arial" w:cs="Arial"/>
@@ -4264,7 +3770,6 @@
         </w:rPr>
         <w:t>tree</w:t>
       </w:r>
-      <w:proofErr w:type="spellEnd"/>
       <w:r>
         <w:rPr>
           <w:rFonts w:ascii="Arial" w:hAnsi="Arial" w:cs="Arial"/>
@@ -4295,7 +3800,6 @@
         </w:rPr>
         <w:t>Добавить ребро (</w:t>
       </w:r>
-      <w:proofErr w:type="spellStart"/>
       <w:r>
         <w:rPr>
           <w:rFonts w:ascii="Arial" w:hAnsi="Arial" w:cs="Arial"/>
@@ -4307,7 +3811,6 @@
         </w:rPr>
         <w:t>curr_copy</w:t>
       </w:r>
-      <w:proofErr w:type="spellEnd"/>
       <w:r>
         <w:rPr>
           <w:rFonts w:ascii="Arial" w:hAnsi="Arial" w:cs="Arial"/>
@@ -4317,7 +3820,6 @@
         </w:rPr>
         <w:t xml:space="preserve">, </w:t>
       </w:r>
-      <w:proofErr w:type="spellStart"/>
       <w:r>
         <w:rPr>
           <w:rFonts w:ascii="Arial" w:hAnsi="Arial" w:cs="Arial"/>
@@ -4329,7 +3831,6 @@
         </w:rPr>
         <w:t>child_copy</w:t>
       </w:r>
-      <w:proofErr w:type="spellEnd"/>
       <w:r>
         <w:rPr>
           <w:rFonts w:ascii="Arial" w:hAnsi="Arial" w:cs="Arial"/>
@@ -4360,7 +3861,6 @@
         </w:rPr>
         <w:t>Вернуть </w:t>
       </w:r>
-      <w:proofErr w:type="spellStart"/>
       <w:r>
         <w:rPr>
           <w:rFonts w:ascii="Arial" w:hAnsi="Arial" w:cs="Arial"/>
@@ -4372,7 +3872,6 @@
         </w:rPr>
         <w:t>tree</w:t>
       </w:r>
-      <w:proofErr w:type="spellEnd"/>
       <w:r>
         <w:rPr>
           <w:rFonts w:ascii="Arial" w:hAnsi="Arial" w:cs="Arial"/>
@@ -4396,11 +3895,126 @@
     <w:p>
       <w:pPr>
         <w:pStyle w:val="Standard"/>
-        <w:ind w:left="432"/>
-        <w:rPr>
-          <w:rFonts w:ascii="Arial" w:hAnsi="Arial" w:cs="Arial"/>
-          <w:sz w:val="28"/>
-          <w:szCs w:val="28"/>
+      </w:pPr>
+    </w:p>
+    <w:p>
+      <w:pPr>
+        <w:pStyle w:val="Standard"/>
+        <w:rPr>
+          <w:rFonts w:ascii="Arial" w:hAnsi="Arial" w:cs="Arial"/>
+          <w:sz w:val="28"/>
+          <w:szCs w:val="28"/>
+        </w:rPr>
+      </w:pPr>
+    </w:p>
+    <w:p>
+      <w:pPr>
+        <w:pStyle w:val="Standard"/>
+        <w:ind w:left="360"/>
+        <w:rPr>
+          <w:rFonts w:ascii="Arial" w:hAnsi="Arial" w:cs="Arial"/>
+          <w:sz w:val="28"/>
+          <w:szCs w:val="28"/>
+          <w:lang w:val="en-US"/>
+        </w:rPr>
+      </w:pPr>
+      <w:r>
+        <w:rPr>
+          <w:rFonts w:ascii="Arial" w:hAnsi="Arial" w:cs="Arial"/>
+          <w:sz w:val="28"/>
+          <w:szCs w:val="28"/>
+        </w:rPr>
+        <w:t>1) Меню</w:t>
+      </w:r>
+    </w:p>
+    <w:p>
+      <w:pPr>
+        <w:pStyle w:val="Standard"/>
+        <w:rPr>
+          <w:lang w:val="en-US"/>
+        </w:rPr>
+      </w:pPr>
+      <w:r>
+        <w:rPr>
+          <w:lang w:val="en-US"/>
+        </w:rPr>
+        <w:drawing>
+          <wp:inline distT="0" distB="0" distL="0" distR="0" wp14:anchorId="25F7A427" wp14:editId="27E54756">
+            <wp:extent cx="5940425" cy="1305560"/>
+            <wp:effectExtent l="0" t="0" r="3175" b="8890"/>
+            <wp:docPr id="878923293" name="Рисунок 1"/>
+            <wp:cNvGraphicFramePr>
+              <a:graphicFrameLocks xmlns:a="http://schemas.openxmlformats.org/drawingml/2006/main" noChangeAspect="1"/>
+            </wp:cNvGraphicFramePr>
+            <a:graphic xmlns:a="http://schemas.openxmlformats.org/drawingml/2006/main">
+              <a:graphicData uri="http://schemas.openxmlformats.org/drawingml/2006/picture">
+                <pic:pic xmlns:pic="http://schemas.openxmlformats.org/drawingml/2006/picture">
+                  <pic:nvPicPr>
+                    <pic:cNvPr id="878923293" name=""/>
+                    <pic:cNvPicPr/>
+                  </pic:nvPicPr>
+                  <pic:blipFill>
+                    <a:blip r:embed="rId9"/>
+                    <a:stretch>
+                      <a:fillRect/>
+                    </a:stretch>
+                  </pic:blipFill>
+                  <pic:spPr>
+                    <a:xfrm>
+                      <a:off x="0" y="0"/>
+                      <a:ext cx="5940425" cy="1305560"/>
+                    </a:xfrm>
+                    <a:prstGeom prst="rect">
+                      <a:avLst/>
+                    </a:prstGeom>
+                  </pic:spPr>
+                </pic:pic>
+              </a:graphicData>
+            </a:graphic>
+          </wp:inline>
+        </w:drawing>
+      </w:r>
+    </w:p>
+    <w:p>
+      <w:pPr>
+        <w:pStyle w:val="Standard"/>
+        <w:rPr>
+          <w:lang w:val="en-US"/>
+        </w:rPr>
+      </w:pPr>
+    </w:p>
+    <w:p>
+      <w:pPr>
+        <w:pStyle w:val="Standard"/>
+        <w:rPr>
+          <w:rFonts w:ascii="Arial" w:hAnsi="Arial" w:cs="Arial"/>
+          <w:sz w:val="28"/>
+          <w:szCs w:val="28"/>
+        </w:rPr>
+      </w:pPr>
+      <w:r>
+        <w:rPr>
+          <w:rFonts w:ascii="Arial" w:hAnsi="Arial" w:cs="Arial"/>
+          <w:sz w:val="28"/>
+          <w:szCs w:val="28"/>
+          <w:lang w:val="en-US"/>
+        </w:rPr>
+        <w:t xml:space="preserve">2) </w:t>
+      </w:r>
+      <w:r>
+        <w:rPr>
+          <w:rFonts w:ascii="Arial" w:hAnsi="Arial" w:cs="Arial"/>
+          <w:sz w:val="28"/>
+          <w:szCs w:val="28"/>
+        </w:rPr>
+        <w:t>Пользовательский лес 1</w:t>
+      </w:r>
+    </w:p>
+    <w:p>
+      <w:pPr>
+        <w:pStyle w:val="Standard"/>
+        <w:rPr>
+          <w:lang w:val="en-US"/>
         </w:rPr>
       </w:pPr>
       <w:r>
@@ -4408,13 +4022,174 @@
           <w:noProof/>
         </w:rPr>
         <w:drawing>
-          <wp:anchor distT="0" distB="0" distL="114300" distR="114300" simplePos="0" relativeHeight="251658240" behindDoc="0" locked="0" layoutInCell="1" allowOverlap="1" wp14:anchorId="03CB3B49" wp14:editId="7E030EF5">
+          <wp:anchor distT="0" distB="0" distL="114300" distR="114300" simplePos="0" relativeHeight="251659264" behindDoc="0" locked="0" layoutInCell="1" allowOverlap="1" wp14:anchorId="06B975EF" wp14:editId="270BE972">
             <wp:simplePos x="0" y="0"/>
             <wp:positionH relativeFrom="margin">
-              <wp:align>center</wp:align>
+              <wp:align>left</wp:align>
             </wp:positionH>
             <wp:positionV relativeFrom="paragraph">
-              <wp:posOffset>2019935</wp:posOffset>
+              <wp:posOffset>206813</wp:posOffset>
+            </wp:positionV>
+            <wp:extent cx="5940425" cy="1763395"/>
+            <wp:effectExtent l="0" t="0" r="3175" b="8255"/>
+            <wp:wrapThrough wrapText="bothSides">
+              <wp:wrapPolygon edited="0">
+                <wp:start x="0" y="0"/>
+                <wp:lineTo x="0" y="21468"/>
+                <wp:lineTo x="21542" y="21468"/>
+                <wp:lineTo x="21542" y="0"/>
+                <wp:lineTo x="0" y="0"/>
+              </wp:wrapPolygon>
+            </wp:wrapThrough>
+            <wp:docPr id="1" name="Рисунок 1"/>
+            <wp:cNvGraphicFramePr>
+              <a:graphicFrameLocks xmlns:a="http://schemas.openxmlformats.org/drawingml/2006/main" noChangeAspect="1"/>
+            </wp:cNvGraphicFramePr>
+            <a:graphic xmlns:a="http://schemas.openxmlformats.org/drawingml/2006/main">
+              <a:graphicData uri="http://schemas.openxmlformats.org/drawingml/2006/picture">
+                <pic:pic xmlns:pic="http://schemas.openxmlformats.org/drawingml/2006/picture">
+                  <pic:nvPicPr>
+                    <pic:cNvPr id="1" name=""/>
+                    <pic:cNvPicPr/>
+                  </pic:nvPicPr>
+                  <pic:blipFill>
+                    <a:blip r:embed="rId10">
+                      <a:extLst>
+                        <a:ext uri="{28A0092B-C50C-407E-A947-70E740481C1C}">
+                          <a14:useLocalDpi xmlns:a14="http://schemas.microsoft.com/office/drawing/2010/main" val="0"/>
+                        </a:ext>
+                      </a:extLst>
+                    </a:blip>
+                    <a:stretch>
+                      <a:fillRect/>
+                    </a:stretch>
+                  </pic:blipFill>
+                  <pic:spPr>
+                    <a:xfrm>
+                      <a:off x="0" y="0"/>
+                      <a:ext cx="5940425" cy="1763395"/>
+                    </a:xfrm>
+                    <a:prstGeom prst="rect">
+                      <a:avLst/>
+                    </a:prstGeom>
+                  </pic:spPr>
+                </pic:pic>
+              </a:graphicData>
+            </a:graphic>
+          </wp:anchor>
+        </w:drawing>
+      </w:r>
+    </w:p>
+    <w:p>
+      <w:pPr>
+        <w:pStyle w:val="Standard"/>
+        <w:rPr>
+          <w:lang w:val="en-US"/>
+        </w:rPr>
+      </w:pPr>
+    </w:p>
+    <w:p>
+      <w:pPr>
+        <w:pStyle w:val="Standard"/>
+        <w:rPr>
+          <w:lang w:val="en-US"/>
+        </w:rPr>
+      </w:pPr>
+    </w:p>
+    <w:p>
+      <w:pPr>
+        <w:pStyle w:val="Standard"/>
+        <w:rPr>
+          <w:lang w:val="en-US"/>
+        </w:rPr>
+      </w:pPr>
+    </w:p>
+    <w:p>
+      <w:pPr>
+        <w:pStyle w:val="Standard"/>
+        <w:rPr>
+          <w:lang w:val="en-US"/>
+        </w:rPr>
+      </w:pPr>
+    </w:p>
+    <w:p>
+      <w:pPr>
+        <w:pStyle w:val="Standard"/>
+        <w:rPr>
+          <w:lang w:val="en-US"/>
+        </w:rPr>
+      </w:pPr>
+    </w:p>
+    <w:p>
+      <w:pPr>
+        <w:pStyle w:val="Standard"/>
+        <w:ind w:left="432"/>
+        <w:rPr>
+          <w:rFonts w:ascii="Arial" w:hAnsi="Arial" w:cs="Arial"/>
+          <w:sz w:val="28"/>
+          <w:szCs w:val="28"/>
+        </w:rPr>
+      </w:pPr>
+      <w:r>
+        <w:rPr>
+          <w:rFonts w:ascii="Arial" w:hAnsi="Arial" w:cs="Arial"/>
+          <w:sz w:val="28"/>
+          <w:szCs w:val="28"/>
+        </w:rPr>
+        <w:br/>
+      </w:r>
+    </w:p>
+    <w:p>
+      <w:pPr>
+        <w:pStyle w:val="Standard"/>
+      </w:pPr>
+    </w:p>
+    <w:p>
+      <w:pPr>
+        <w:pStyle w:val="Standard"/>
+      </w:pPr>
+    </w:p>
+    <w:p>
+      <w:pPr>
+        <w:pStyle w:val="Standard"/>
+      </w:pPr>
+    </w:p>
+    <w:p>
+      <w:pPr>
+        <w:pStyle w:val="Standard"/>
+      </w:pPr>
+    </w:p>
+    <w:p>
+      <w:pPr>
+        <w:pStyle w:val="Standard"/>
+      </w:pPr>
+    </w:p>
+    <w:p>
+      <w:pPr>
+        <w:pStyle w:val="Standard"/>
+      </w:pPr>
+    </w:p>
+    <w:p>
+      <w:pPr>
+        <w:pStyle w:val="Standard"/>
+      </w:pPr>
+    </w:p>
+    <w:p>
+      <w:pPr>
+        <w:pStyle w:val="Standard"/>
+      </w:pPr>
+      <w:r>
+        <w:rPr>
+          <w:noProof/>
+        </w:rPr>
+        <w:drawing>
+          <wp:anchor distT="0" distB="0" distL="114300" distR="114300" simplePos="0" relativeHeight="251658240" behindDoc="0" locked="0" layoutInCell="1" allowOverlap="1" wp14:anchorId="03CB3B49" wp14:editId="3E3523DB">
+            <wp:simplePos x="0" y="0"/>
+            <wp:positionH relativeFrom="page">
+              <wp:posOffset>2539058</wp:posOffset>
+            </wp:positionH>
+            <wp:positionV relativeFrom="paragraph">
+              <wp:posOffset>132</wp:posOffset>
             </wp:positionV>
             <wp:extent cx="2387600" cy="3044190"/>
             <wp:effectExtent l="0" t="0" r="0" b="3810"/>
@@ -4439,7 +4214,7 @@
                     <pic:cNvPicPr/>
                   </pic:nvPicPr>
                   <pic:blipFill>
-                    <a:blip r:embed="rId16" cstate="print">
+                    <a:blip r:embed="rId11" cstate="print">
                       <a:extLst>
                         <a:ext uri="{28A0092B-C50C-407E-A947-70E740481C1C}">
                           <a14:useLocalDpi xmlns:a14="http://schemas.microsoft.com/office/drawing/2010/main" val="0"/>
@@ -4471,31 +4246,63 @@
           </wp:anchor>
         </w:drawing>
       </w:r>
+    </w:p>
+    <w:p>
+      <w:pPr>
+        <w:pStyle w:val="Standard"/>
+      </w:pPr>
+    </w:p>
+    <w:p>
+      <w:pPr>
+        <w:pStyle w:val="Standard"/>
+      </w:pPr>
+    </w:p>
+    <w:p>
+      <w:pPr>
+        <w:pStyle w:val="Standard"/>
+      </w:pPr>
+    </w:p>
+    <w:p>
+      <w:pPr>
+        <w:pStyle w:val="Standard"/>
+      </w:pPr>
+    </w:p>
+    <w:p>
+      <w:pPr>
+        <w:pStyle w:val="Standard"/>
+      </w:pPr>
+    </w:p>
+    <w:p>
+      <w:pPr>
+        <w:pStyle w:val="Standard"/>
+      </w:pPr>
+    </w:p>
+    <w:p>
+      <w:pPr>
+        <w:pStyle w:val="Standard"/>
+      </w:pPr>
+    </w:p>
+    <w:p>
+      <w:pPr>
+        <w:pStyle w:val="Standard"/>
+      </w:pPr>
       <w:r>
         <w:rPr>
           <w:noProof/>
         </w:rPr>
         <w:drawing>
-          <wp:anchor distT="0" distB="0" distL="114300" distR="114300" simplePos="0" relativeHeight="251659264" behindDoc="0" locked="0" layoutInCell="1" allowOverlap="1" wp14:anchorId="06B975EF" wp14:editId="5F8B6ACD">
+          <wp:anchor distT="0" distB="0" distL="114300" distR="114300" simplePos="0" relativeHeight="251663360" behindDoc="0" locked="0" layoutInCell="1" allowOverlap="1" wp14:anchorId="4FCD5E0E" wp14:editId="3A7CF353">
             <wp:simplePos x="0" y="0"/>
-            <wp:positionH relativeFrom="margin">
-              <wp:align>right</wp:align>
+            <wp:positionH relativeFrom="page">
+              <wp:posOffset>745293</wp:posOffset>
             </wp:positionH>
             <wp:positionV relativeFrom="paragraph">
-              <wp:posOffset>204470</wp:posOffset>
+              <wp:posOffset>2047437</wp:posOffset>
             </wp:positionV>
-            <wp:extent cx="5940425" cy="1763395"/>
-            <wp:effectExtent l="0" t="0" r="3175" b="8255"/>
-            <wp:wrapThrough wrapText="bothSides">
-              <wp:wrapPolygon edited="0">
-                <wp:start x="0" y="0"/>
-                <wp:lineTo x="0" y="21468"/>
-                <wp:lineTo x="21542" y="21468"/>
-                <wp:lineTo x="21542" y="0"/>
-                <wp:lineTo x="0" y="0"/>
-              </wp:wrapPolygon>
-            </wp:wrapThrough>
-            <wp:docPr id="1" name="Рисунок 1"/>
+            <wp:extent cx="5940425" cy="1305560"/>
+            <wp:effectExtent l="0" t="0" r="3175" b="8890"/>
+            <wp:wrapSquare wrapText="bothSides"/>
+            <wp:docPr id="450301644" name="Рисунок 1"/>
             <wp:cNvGraphicFramePr>
               <a:graphicFrameLocks xmlns:a="http://schemas.openxmlformats.org/drawingml/2006/main" noChangeAspect="1"/>
             </wp:cNvGraphicFramePr>
@@ -4503,11 +4310,11 @@
               <a:graphicData uri="http://schemas.openxmlformats.org/drawingml/2006/picture">
                 <pic:pic xmlns:pic="http://schemas.openxmlformats.org/drawingml/2006/picture">
                   <pic:nvPicPr>
-                    <pic:cNvPr id="1" name=""/>
+                    <pic:cNvPr id="450301644" name=""/>
                     <pic:cNvPicPr/>
                   </pic:nvPicPr>
                   <pic:blipFill>
-                    <a:blip r:embed="rId17">
+                    <a:blip r:embed="rId9">
                       <a:extLst>
                         <a:ext uri="{28A0092B-C50C-407E-A947-70E740481C1C}">
                           <a14:useLocalDpi xmlns:a14="http://schemas.microsoft.com/office/drawing/2010/main" val="0"/>
@@ -4521,7 +4328,7 @@
                   <pic:spPr>
                     <a:xfrm>
                       <a:off x="0" y="0"/>
-                      <a:ext cx="5940425" cy="1763395"/>
+                      <a:ext cx="5940425" cy="1305560"/>
                     </a:xfrm>
                     <a:prstGeom prst="rect">
                       <a:avLst/>
@@ -4533,102 +4340,6 @@
           </wp:anchor>
         </w:drawing>
       </w:r>
-      <w:r>
-        <w:rPr>
-          <w:rFonts w:ascii="Arial" w:hAnsi="Arial" w:cs="Arial"/>
-          <w:sz w:val="28"/>
-          <w:szCs w:val="28"/>
-        </w:rPr>
-        <w:t>1)Пользовательский лес 1:</w:t>
-      </w:r>
-      <w:r>
-        <w:rPr>
-          <w:rFonts w:ascii="Arial" w:hAnsi="Arial" w:cs="Arial"/>
-          <w:sz w:val="28"/>
-          <w:szCs w:val="28"/>
-        </w:rPr>
-        <w:br/>
-      </w:r>
-    </w:p>
-    <w:p>
-      <w:pPr>
-        <w:pStyle w:val="Standard"/>
-      </w:pPr>
-    </w:p>
-    <w:p>
-      <w:pPr>
-        <w:pStyle w:val="Standard"/>
-      </w:pPr>
-    </w:p>
-    <w:p>
-      <w:pPr>
-        <w:pStyle w:val="Standard"/>
-      </w:pPr>
-    </w:p>
-    <w:p>
-      <w:pPr>
-        <w:pStyle w:val="Standard"/>
-      </w:pPr>
-    </w:p>
-    <w:p>
-      <w:pPr>
-        <w:pStyle w:val="Standard"/>
-      </w:pPr>
-    </w:p>
-    <w:p>
-      <w:pPr>
-        <w:pStyle w:val="Standard"/>
-      </w:pPr>
-    </w:p>
-    <w:p>
-      <w:pPr>
-        <w:pStyle w:val="Standard"/>
-      </w:pPr>
-    </w:p>
-    <w:p>
-      <w:pPr>
-        <w:pStyle w:val="Standard"/>
-      </w:pPr>
-    </w:p>
-    <w:p>
-      <w:pPr>
-        <w:pStyle w:val="Standard"/>
-      </w:pPr>
-    </w:p>
-    <w:p>
-      <w:pPr>
-        <w:pStyle w:val="Standard"/>
-      </w:pPr>
-    </w:p>
-    <w:p>
-      <w:pPr>
-        <w:pStyle w:val="Standard"/>
-      </w:pPr>
-    </w:p>
-    <w:p>
-      <w:pPr>
-        <w:pStyle w:val="Standard"/>
-      </w:pPr>
-    </w:p>
-    <w:p>
-      <w:pPr>
-        <w:pStyle w:val="Standard"/>
-      </w:pPr>
-    </w:p>
-    <w:p>
-      <w:pPr>
-        <w:pStyle w:val="Standard"/>
-      </w:pPr>
-    </w:p>
-    <w:p>
-      <w:pPr>
-        <w:pStyle w:val="Standard"/>
-      </w:pPr>
-    </w:p>
-    <w:p>
-      <w:pPr>
-        <w:pStyle w:val="Standard"/>
-      </w:pPr>
     </w:p>
     <w:p>
       <w:pPr>
@@ -4676,7 +4387,7 @@
                     <pic:cNvPicPr/>
                   </pic:nvPicPr>
                   <pic:blipFill>
-                    <a:blip r:embed="rId18">
+                    <a:blip r:embed="rId12">
                       <a:extLst>
                         <a:ext uri="{28A0092B-C50C-407E-A947-70E740481C1C}">
                           <a14:useLocalDpi xmlns:a14="http://schemas.microsoft.com/office/drawing/2010/main" val="0"/>
@@ -4738,7 +4449,7 @@
                     <pic:cNvPicPr/>
                   </pic:nvPicPr>
                   <pic:blipFill>
-                    <a:blip r:embed="rId19">
+                    <a:blip r:embed="rId13">
                       <a:extLst>
                         <a:ext uri="{28A0092B-C50C-407E-A947-70E740481C1C}">
                           <a14:useLocalDpi xmlns:a14="http://schemas.microsoft.com/office/drawing/2010/main" val="0"/>
@@ -4770,7 +4481,15 @@
           <w:sz w:val="28"/>
           <w:szCs w:val="28"/>
         </w:rPr>
-        <w:t>2)Пользовательский лес 2:</w:t>
+        <w:t>3</w:t>
+      </w:r>
+      <w:r>
+        <w:rPr>
+          <w:rFonts w:ascii="Arial" w:hAnsi="Arial" w:cs="Arial"/>
+          <w:sz w:val="28"/>
+          <w:szCs w:val="28"/>
+        </w:rPr>
+        <w:t>)Пользовательский лес 2:</w:t>
       </w:r>
     </w:p>
     <w:p>
@@ -4859,7 +4578,7 @@
                     <pic:cNvPicPr/>
                   </pic:nvPicPr>
                   <pic:blipFill>
-                    <a:blip r:embed="rId20">
+                    <a:blip r:embed="rId14">
                       <a:extLst>
                         <a:ext uri="{28A0092B-C50C-407E-A947-70E740481C1C}">
                           <a14:useLocalDpi xmlns:a14="http://schemas.microsoft.com/office/drawing/2010/main" val="0"/>
@@ -4891,7 +4610,15 @@
           <w:sz w:val="28"/>
           <w:szCs w:val="28"/>
         </w:rPr>
-        <w:t>3)Рандомно-сгенерированный лес:</w:t>
+        <w:t>4</w:t>
+      </w:r>
+      <w:r>
+        <w:rPr>
+          <w:rFonts w:ascii="Arial" w:hAnsi="Arial" w:cs="Arial"/>
+          <w:sz w:val="28"/>
+          <w:szCs w:val="28"/>
+        </w:rPr>
+        <w:t>)Рандомно-сгенерированный лес:</w:t>
       </w:r>
       <w:r>
         <w:br/>
@@ -4948,23 +4675,228 @@
         <w:pStyle w:val="Standard"/>
         <w:ind w:firstLine="432"/>
         <w:jc w:val="both"/>
-      </w:pPr>
-      <w:r>
-        <w:rPr>
-          <w:rFonts w:ascii="Arial" w:hAnsi="Arial" w:cs="Arial"/>
-          <w:sz w:val="28"/>
-          <w:szCs w:val="28"/>
-        </w:rPr>
-        <w:t>После выполнения курсовой работы, были пол</w:t>
-      </w:r>
-      <w:r>
-        <w:rPr>
-          <w:rFonts w:ascii="Arial" w:hAnsi="Arial" w:cs="Arial"/>
-          <w:sz w:val="28"/>
-          <w:szCs w:val="28"/>
-        </w:rPr>
-        <w:t>учены базовые представления о графах и способах работы с ними.</w:t>
-      </w:r>
+        <w:rPr>
+          <w:rFonts w:ascii="Arial" w:hAnsi="Arial" w:cs="Arial"/>
+          <w:sz w:val="28"/>
+          <w:szCs w:val="28"/>
+          <w:lang w:val="en-US"/>
+        </w:rPr>
+      </w:pPr>
+      <w:r>
+        <w:rPr>
+          <w:rFonts w:ascii="Arial" w:hAnsi="Arial" w:cs="Arial"/>
+          <w:sz w:val="28"/>
+          <w:szCs w:val="28"/>
+        </w:rPr>
+        <w:t>После выполнения курсовой работы, были получены базовые представления о графах и способах работы с ними.</w:t>
+      </w:r>
+    </w:p>
+    <w:p>
+      <w:pPr>
+        <w:pStyle w:val="Standard"/>
+        <w:ind w:firstLine="432"/>
+        <w:jc w:val="both"/>
+        <w:rPr>
+          <w:rFonts w:ascii="Arial" w:hAnsi="Arial" w:cs="Arial"/>
+          <w:sz w:val="28"/>
+          <w:szCs w:val="28"/>
+          <w:lang w:val="en-US"/>
+        </w:rPr>
+      </w:pPr>
+    </w:p>
+    <w:p>
+      <w:pPr>
+        <w:pStyle w:val="1"/>
+      </w:pPr>
+      <w:r>
+        <w:t>Приложение</w:t>
+      </w:r>
+    </w:p>
+    <w:p>
+      <w:pPr>
+        <w:pStyle w:val="Standard"/>
+        <w:ind w:firstLine="432"/>
+        <w:jc w:val="both"/>
+        <w:rPr>
+          <w:rFonts w:ascii="Arial" w:hAnsi="Arial" w:cs="Arial"/>
+          <w:sz w:val="28"/>
+          <w:szCs w:val="28"/>
+        </w:rPr>
+      </w:pPr>
+      <w:r>
+        <w:rPr>
+          <w:rFonts w:ascii="Arial" w:hAnsi="Arial" w:cs="Arial"/>
+          <w:sz w:val="28"/>
+          <w:szCs w:val="28"/>
+        </w:rPr>
+        <w:t>Текст программы (</w:t>
+      </w:r>
+      <w:r>
+        <w:rPr>
+          <w:rFonts w:ascii="Arial" w:hAnsi="Arial" w:cs="Arial"/>
+          <w:sz w:val="28"/>
+          <w:szCs w:val="28"/>
+        </w:rPr>
+        <w:t>ссылки на файлы</w:t>
+      </w:r>
+      <w:r>
+        <w:rPr>
+          <w:rFonts w:ascii="Arial" w:hAnsi="Arial" w:cs="Arial"/>
+          <w:sz w:val="28"/>
+          <w:szCs w:val="28"/>
+        </w:rPr>
+        <w:t>):</w:t>
+      </w:r>
+    </w:p>
+    <w:p>
+      <w:pPr>
+        <w:pStyle w:val="Standard"/>
+        <w:numPr>
+          <w:ilvl w:val="0"/>
+          <w:numId w:val="32"/>
+        </w:numPr>
+        <w:jc w:val="both"/>
+        <w:rPr>
+          <w:rFonts w:ascii="Arial" w:hAnsi="Arial" w:cs="Arial"/>
+          <w:sz w:val="28"/>
+          <w:szCs w:val="28"/>
+        </w:rPr>
+      </w:pPr>
+      <w:hyperlink r:id="rId15" w:history="1">
+        <w:r>
+          <w:rPr>
+            <w:rStyle w:val="af1"/>
+            <w:rFonts w:ascii="Arial" w:hAnsi="Arial" w:cs="Arial"/>
+            <w:sz w:val="28"/>
+            <w:szCs w:val="28"/>
+            <w:lang w:val="en-US"/>
+          </w:rPr>
+          <w:t>Graph.cpp</w:t>
+        </w:r>
+      </w:hyperlink>
+      <w:r>
+        <w:rPr>
+          <w:rFonts w:ascii="Arial" w:hAnsi="Arial" w:cs="Arial"/>
+          <w:sz w:val="28"/>
+          <w:szCs w:val="28"/>
+          <w:lang w:val="en-US"/>
+        </w:rPr>
+        <w:t>/</w:t>
+      </w:r>
+      <w:hyperlink r:id="rId16" w:history="1">
+        <w:r>
+          <w:rPr>
+            <w:rStyle w:val="af1"/>
+            <w:rFonts w:ascii="Arial" w:hAnsi="Arial" w:cs="Arial"/>
+            <w:sz w:val="28"/>
+            <w:szCs w:val="28"/>
+            <w:lang w:val="en-US"/>
+          </w:rPr>
+          <w:t>Graph.hpp</w:t>
+        </w:r>
+      </w:hyperlink>
+    </w:p>
+    <w:p>
+      <w:pPr>
+        <w:pStyle w:val="Standard"/>
+        <w:numPr>
+          <w:ilvl w:val="0"/>
+          <w:numId w:val="32"/>
+        </w:numPr>
+        <w:jc w:val="both"/>
+        <w:rPr>
+          <w:rFonts w:ascii="Arial" w:hAnsi="Arial" w:cs="Arial"/>
+          <w:sz w:val="28"/>
+          <w:szCs w:val="28"/>
+        </w:rPr>
+      </w:pPr>
+      <w:hyperlink r:id="rId17" w:history="1">
+        <w:r>
+          <w:rPr>
+            <w:rStyle w:val="af1"/>
+            <w:rFonts w:ascii="Arial" w:hAnsi="Arial" w:cs="Arial"/>
+            <w:sz w:val="28"/>
+            <w:szCs w:val="28"/>
+            <w:lang w:val="en-US"/>
+          </w:rPr>
+          <w:t>Node.hpp</w:t>
+        </w:r>
+      </w:hyperlink>
+    </w:p>
+    <w:p>
+      <w:pPr>
+        <w:pStyle w:val="Standard"/>
+        <w:numPr>
+          <w:ilvl w:val="0"/>
+          <w:numId w:val="32"/>
+        </w:numPr>
+        <w:jc w:val="both"/>
+        <w:rPr>
+          <w:rFonts w:ascii="Arial" w:hAnsi="Arial" w:cs="Arial"/>
+          <w:sz w:val="28"/>
+          <w:szCs w:val="28"/>
+        </w:rPr>
+      </w:pPr>
+      <w:hyperlink r:id="rId18" w:history="1">
+        <w:r>
+          <w:rPr>
+            <w:rStyle w:val="af1"/>
+            <w:rFonts w:ascii="Arial" w:hAnsi="Arial" w:cs="Arial"/>
+            <w:sz w:val="28"/>
+            <w:szCs w:val="28"/>
+            <w:lang w:val="en-US"/>
+          </w:rPr>
+          <w:t>UI.cpp</w:t>
+        </w:r>
+      </w:hyperlink>
+      <w:r>
+        <w:rPr>
+          <w:rFonts w:ascii="Arial" w:hAnsi="Arial" w:cs="Arial"/>
+          <w:sz w:val="28"/>
+          <w:szCs w:val="28"/>
+          <w:lang w:val="en-US"/>
+        </w:rPr>
+        <w:t>/</w:t>
+      </w:r>
+      <w:hyperlink r:id="rId19" w:history="1">
+        <w:r>
+          <w:rPr>
+            <w:rStyle w:val="af1"/>
+            <w:rFonts w:ascii="Arial" w:hAnsi="Arial" w:cs="Arial"/>
+            <w:sz w:val="28"/>
+            <w:szCs w:val="28"/>
+            <w:lang w:val="en-US"/>
+          </w:rPr>
+          <w:t>UI.hpp</w:t>
+        </w:r>
+      </w:hyperlink>
+    </w:p>
+    <w:p>
+      <w:pPr>
+        <w:pStyle w:val="Standard"/>
+        <w:numPr>
+          <w:ilvl w:val="0"/>
+          <w:numId w:val="32"/>
+        </w:numPr>
+        <w:jc w:val="both"/>
+        <w:rPr>
+          <w:rFonts w:ascii="Arial" w:hAnsi="Arial" w:cs="Arial"/>
+          <w:sz w:val="28"/>
+          <w:szCs w:val="28"/>
+        </w:rPr>
+      </w:pPr>
+      <w:hyperlink r:id="rId20" w:history="1">
+        <w:r>
+          <w:rPr>
+            <w:rStyle w:val="af1"/>
+            <w:rFonts w:ascii="Arial" w:hAnsi="Arial" w:cs="Arial"/>
+            <w:sz w:val="28"/>
+            <w:szCs w:val="28"/>
+            <w:lang w:val="en-US"/>
+          </w:rPr>
+          <w:t>main.cpp</w:t>
+        </w:r>
+      </w:hyperlink>
     </w:p>
     <w:sectPr>
       <w:footerReference w:type="default" r:id="rId21"/>
@@ -4979,7 +4911,7 @@
 </file>
 
 <file path=word/endnotes.xml><?xml version="1.0" encoding="utf-8"?>
-<w:endnotes xmlns:wpc="http://schemas.microsoft.com/office/word/2010/wordprocessingCanvas" xmlns:cx="http://schemas.microsoft.com/office/drawing/2014/chartex" xmlns:cx1="http://schemas.microsoft.com/office/drawing/2015/9/8/chartex" xmlns:cx2="http://schemas.microsoft.com/office/drawing/2015/10/21/chartex" xmlns:cx3="http://schemas.microsoft.com/office/drawing/2016/5/9/chartex" xmlns:cx4="http://schemas.microsoft.com/office/drawing/2016/5/10/chartex" xmlns:cx5="http://schemas.microsoft.com/office/drawing/2016/5/11/chartex" xmlns:cx6="http://schemas.microsoft.com/office/drawing/2016/5/12/chartex" xmlns:cx7="http://schemas.microsoft.com/office/drawing/2016/5/13/chartex" xmlns:cx8="http://schemas.microsoft.com/office/drawing/2016/5/14/chartex" xmlns:mc="http://schemas.openxmlformats.org/markup-compatibility/2006" xmlns:aink="http://schemas.microsoft.com/office/drawing/2016/ink" xmlns:am3d="http://schemas.microsoft.com/office/drawing/2017/model3d" xmlns:o="urn:schemas-microsoft-com:office:office" xmlns:r="http://schemas.openxmlformats.org/officeDocument/2006/relationships" xmlns:m="http://schemas.openxmlformats.org/officeDocument/2006/math" xmlns:v="urn:schemas-microsoft-com:vml" xmlns:wp14="http://schemas.microsoft.com/office/word/2010/wordprocessingDrawing" xmlns:wp="http://schemas.openxmlformats.org/drawingml/2006/wordprocessingDrawing" xmlns:w10="urn:schemas-microsoft-com:office:word" xmlns:w="http://schemas.openxmlformats.org/wordprocessingml/2006/main" xmlns:w14="http://schemas.microsoft.com/office/word/2010/wordml" xmlns:w15="http://schemas.microsoft.com/office/word/2012/wordml" xmlns:w16cex="http://schemas.microsoft.com/office/word/2018/wordml/cex" xmlns:w16cid="http://schemas.microsoft.com/office/word/2016/wordml/cid" xmlns:w16="http://schemas.microsoft.com/office/word/2018/wordml" xmlns:w16sdtdh="http://schemas.microsoft.com/office/word/2020/wordml/sdtdatahash" xmlns:w16se="http://schemas.microsoft.com/office/word/2015/wordml/symex" xmlns:wpg="http://schemas.microsoft.com/office/word/2010/wordprocessingGroup" xmlns:wpi="http://schemas.microsoft.com/office/word/2010/wordprocessingInk" xmlns:wne="http://schemas.microsoft.com/office/word/2006/wordml" xmlns:wps="http://schemas.microsoft.com/office/word/2010/wordprocessingShape" mc:Ignorable="w14 w15 w16se w16cid w16 w16cex w16sdtdh wp14">
+<w:endnotes xmlns:wpc="http://schemas.microsoft.com/office/word/2010/wordprocessingCanvas" xmlns:cx="http://schemas.microsoft.com/office/drawing/2014/chartex" xmlns:cx1="http://schemas.microsoft.com/office/drawing/2015/9/8/chartex" xmlns:cx2="http://schemas.microsoft.com/office/drawing/2015/10/21/chartex" xmlns:cx3="http://schemas.microsoft.com/office/drawing/2016/5/9/chartex" xmlns:cx4="http://schemas.microsoft.com/office/drawing/2016/5/10/chartex" xmlns:cx5="http://schemas.microsoft.com/office/drawing/2016/5/11/chartex" xmlns:cx6="http://schemas.microsoft.com/office/drawing/2016/5/12/chartex" xmlns:cx7="http://schemas.microsoft.com/office/drawing/2016/5/13/chartex" xmlns:cx8="http://schemas.microsoft.com/office/drawing/2016/5/14/chartex" xmlns:mc="http://schemas.openxmlformats.org/markup-compatibility/2006" xmlns:aink="http://schemas.microsoft.com/office/drawing/2016/ink" xmlns:am3d="http://schemas.microsoft.com/office/drawing/2017/model3d" xmlns:o="urn:schemas-microsoft-com:office:office" xmlns:oel="http://schemas.microsoft.com/office/2019/extlst" xmlns:r="http://schemas.openxmlformats.org/officeDocument/2006/relationships" xmlns:m="http://schemas.openxmlformats.org/officeDocument/2006/math" xmlns:v="urn:schemas-microsoft-com:vml" xmlns:wp14="http://schemas.microsoft.com/office/word/2010/wordprocessingDrawing" xmlns:wp="http://schemas.openxmlformats.org/drawingml/2006/wordprocessingDrawing" xmlns:w10="urn:schemas-microsoft-com:office:word" xmlns:w="http://schemas.openxmlformats.org/wordprocessingml/2006/main" xmlns:w14="http://schemas.microsoft.com/office/word/2010/wordml" xmlns:w15="http://schemas.microsoft.com/office/word/2012/wordml" xmlns:w16cex="http://schemas.microsoft.com/office/word/2018/wordml/cex" xmlns:w16cid="http://schemas.microsoft.com/office/word/2016/wordml/cid" xmlns:w16="http://schemas.microsoft.com/office/word/2018/wordml" xmlns:w16du="http://schemas.microsoft.com/office/word/2023/wordml/word16du" xmlns:w16sdtdh="http://schemas.microsoft.com/office/word/2020/wordml/sdtdatahash" xmlns:w16sdtfl="http://schemas.microsoft.com/office/word/2024/wordml/sdtformatlock" xmlns:w16se="http://schemas.microsoft.com/office/word/2015/wordml/symex" xmlns:wpg="http://schemas.microsoft.com/office/word/2010/wordprocessingGroup" xmlns:wpi="http://schemas.microsoft.com/office/word/2010/wordprocessingInk" xmlns:wne="http://schemas.microsoft.com/office/word/2006/wordml" xmlns:wps="http://schemas.microsoft.com/office/word/2010/wordprocessingShape" mc:Ignorable="w14 w15 w16se w16cid w16 w16cex w16sdtdh w16sdtfl w16du wp14">
   <w:endnote w:type="separator" w:id="-1">
     <w:p>
       <w:r>
@@ -4998,7 +4930,7 @@
 </file>
 
 <file path=word/footer1.xml><?xml version="1.0" encoding="utf-8"?>
-<w:ftr xmlns:wpc="http://schemas.microsoft.com/office/word/2010/wordprocessingCanvas" xmlns:cx="http://schemas.microsoft.com/office/drawing/2014/chartex" xmlns:cx1="http://schemas.microsoft.com/office/drawing/2015/9/8/chartex" xmlns:cx2="http://schemas.microsoft.com/office/drawing/2015/10/21/chartex" xmlns:cx3="http://schemas.microsoft.com/office/drawing/2016/5/9/chartex" xmlns:cx4="http://schemas.microsoft.com/office/drawing/2016/5/10/chartex" xmlns:cx5="http://schemas.microsoft.com/office/drawing/2016/5/11/chartex" xmlns:cx6="http://schemas.microsoft.com/office/drawing/2016/5/12/chartex" xmlns:cx7="http://schemas.microsoft.com/office/drawing/2016/5/13/chartex" xmlns:cx8="http://schemas.microsoft.com/office/drawing/2016/5/14/chartex" xmlns:mc="http://schemas.openxmlformats.org/markup-compatibility/2006" xmlns:aink="http://schemas.microsoft.com/office/drawing/2016/ink" xmlns:am3d="http://schemas.microsoft.com/office/drawing/2017/model3d" xmlns:o="urn:schemas-microsoft-com:office:office" xmlns:r="http://schemas.openxmlformats.org/officeDocument/2006/relationships" xmlns:m="http://schemas.openxmlformats.org/officeDocument/2006/math" xmlns:v="urn:schemas-microsoft-com:vml" xmlns:wp14="http://schemas.microsoft.com/office/word/2010/wordprocessingDrawing" xmlns:wp="http://schemas.openxmlformats.org/drawingml/2006/wordprocessingDrawing" xmlns:w10="urn:schemas-microsoft-com:office:word" xmlns:w="http://schemas.openxmlformats.org/wordprocessingml/2006/main" xmlns:w14="http://schemas.microsoft.com/office/word/2010/wordml" xmlns:w15="http://schemas.microsoft.com/office/word/2012/wordml" xmlns:w16cex="http://schemas.microsoft.com/office/word/2018/wordml/cex" xmlns:w16cid="http://schemas.microsoft.com/office/word/2016/wordml/cid" xmlns:w16="http://schemas.microsoft.com/office/word/2018/wordml" xmlns:w16sdtdh="http://schemas.microsoft.com/office/word/2020/wordml/sdtdatahash" xmlns:w16se="http://schemas.microsoft.com/office/word/2015/wordml/symex" xmlns:wpg="http://schemas.microsoft.com/office/word/2010/wordprocessingGroup" xmlns:wpi="http://schemas.microsoft.com/office/word/2010/wordprocessingInk" xmlns:wne="http://schemas.microsoft.com/office/word/2006/wordml" xmlns:wps="http://schemas.microsoft.com/office/word/2010/wordprocessingShape" mc:Ignorable="w14 w15 w16se w16cid w16 w16cex w16sdtdh wp14">
+<w:ftr xmlns:wpc="http://schemas.microsoft.com/office/word/2010/wordprocessingCanvas" xmlns:cx="http://schemas.microsoft.com/office/drawing/2014/chartex" xmlns:cx1="http://schemas.microsoft.com/office/drawing/2015/9/8/chartex" xmlns:cx2="http://schemas.microsoft.com/office/drawing/2015/10/21/chartex" xmlns:cx3="http://schemas.microsoft.com/office/drawing/2016/5/9/chartex" xmlns:cx4="http://schemas.microsoft.com/office/drawing/2016/5/10/chartex" xmlns:cx5="http://schemas.microsoft.com/office/drawing/2016/5/11/chartex" xmlns:cx6="http://schemas.microsoft.com/office/drawing/2016/5/12/chartex" xmlns:cx7="http://schemas.microsoft.com/office/drawing/2016/5/13/chartex" xmlns:cx8="http://schemas.microsoft.com/office/drawing/2016/5/14/chartex" xmlns:mc="http://schemas.openxmlformats.org/markup-compatibility/2006" xmlns:aink="http://schemas.microsoft.com/office/drawing/2016/ink" xmlns:am3d="http://schemas.microsoft.com/office/drawing/2017/model3d" xmlns:o="urn:schemas-microsoft-com:office:office" xmlns:oel="http://schemas.microsoft.com/office/2019/extlst" xmlns:r="http://schemas.openxmlformats.org/officeDocument/2006/relationships" xmlns:m="http://schemas.openxmlformats.org/officeDocument/2006/math" xmlns:v="urn:schemas-microsoft-com:vml" xmlns:wp14="http://schemas.microsoft.com/office/word/2010/wordprocessingDrawing" xmlns:wp="http://schemas.openxmlformats.org/drawingml/2006/wordprocessingDrawing" xmlns:w10="urn:schemas-microsoft-com:office:word" xmlns:w="http://schemas.openxmlformats.org/wordprocessingml/2006/main" xmlns:w14="http://schemas.microsoft.com/office/word/2010/wordml" xmlns:w15="http://schemas.microsoft.com/office/word/2012/wordml" xmlns:w16cex="http://schemas.microsoft.com/office/word/2018/wordml/cex" xmlns:w16cid="http://schemas.microsoft.com/office/word/2016/wordml/cid" xmlns:w16="http://schemas.microsoft.com/office/word/2018/wordml" xmlns:w16du="http://schemas.microsoft.com/office/word/2023/wordml/word16du" xmlns:w16sdtdh="http://schemas.microsoft.com/office/word/2020/wordml/sdtdatahash" xmlns:w16sdtfl="http://schemas.microsoft.com/office/word/2024/wordml/sdtformatlock" xmlns:w16se="http://schemas.microsoft.com/office/word/2015/wordml/symex" xmlns:wpg="http://schemas.microsoft.com/office/word/2010/wordprocessingGroup" xmlns:wpi="http://schemas.microsoft.com/office/word/2010/wordprocessingInk" xmlns:wne="http://schemas.microsoft.com/office/word/2006/wordml" xmlns:wps="http://schemas.microsoft.com/office/word/2010/wordprocessingShape" mc:Ignorable="w14 w15 w16se w16cid w16 w16cex w16sdtdh w16sdtfl w16du wp14">
   <w:p>
     <w:pPr>
       <w:pStyle w:val="a9"/>
@@ -5008,7 +4940,7 @@
 </file>
 
 <file path=word/footer2.xml><?xml version="1.0" encoding="utf-8"?>
-<w:ftr xmlns:wpc="http://schemas.microsoft.com/office/word/2010/wordprocessingCanvas" xmlns:cx="http://schemas.microsoft.com/office/drawing/2014/chartex" xmlns:cx1="http://schemas.microsoft.com/office/drawing/2015/9/8/chartex" xmlns:cx2="http://schemas.microsoft.com/office/drawing/2015/10/21/chartex" xmlns:cx3="http://schemas.microsoft.com/office/drawing/2016/5/9/chartex" xmlns:cx4="http://schemas.microsoft.com/office/drawing/2016/5/10/chartex" xmlns:cx5="http://schemas.microsoft.com/office/drawing/2016/5/11/chartex" xmlns:cx6="http://schemas.microsoft.com/office/drawing/2016/5/12/chartex" xmlns:cx7="http://schemas.microsoft.com/office/drawing/2016/5/13/chartex" xmlns:cx8="http://schemas.microsoft.com/office/drawing/2016/5/14/chartex" xmlns:mc="http://schemas.openxmlformats.org/markup-compatibility/2006" xmlns:aink="http://schemas.microsoft.com/office/drawing/2016/ink" xmlns:am3d="http://schemas.microsoft.com/office/drawing/2017/model3d" xmlns:o="urn:schemas-microsoft-com:office:office" xmlns:r="http://schemas.openxmlformats.org/officeDocument/2006/relationships" xmlns:m="http://schemas.openxmlformats.org/officeDocument/2006/math" xmlns:v="urn:schemas-microsoft-com:vml" xmlns:wp14="http://schemas.microsoft.com/office/word/2010/wordprocessingDrawing" xmlns:wp="http://schemas.openxmlformats.org/drawingml/2006/wordprocessingDrawing" xmlns:w10="urn:schemas-microsoft-com:office:word" xmlns:w="http://schemas.openxmlformats.org/wordprocessingml/2006/main" xmlns:w14="http://schemas.microsoft.com/office/word/2010/wordml" xmlns:w15="http://schemas.microsoft.com/office/word/2012/wordml" xmlns:w16cex="http://schemas.microsoft.com/office/word/2018/wordml/cex" xmlns:w16cid="http://schemas.microsoft.com/office/word/2016/wordml/cid" xmlns:w16="http://schemas.microsoft.com/office/word/2018/wordml" xmlns:w16sdtdh="http://schemas.microsoft.com/office/word/2020/wordml/sdtdatahash" xmlns:w16se="http://schemas.microsoft.com/office/word/2015/wordml/symex" xmlns:wpg="http://schemas.microsoft.com/office/word/2010/wordprocessingGroup" xmlns:wpi="http://schemas.microsoft.com/office/word/2010/wordprocessingInk" xmlns:wne="http://schemas.microsoft.com/office/word/2006/wordml" xmlns:wps="http://schemas.microsoft.com/office/word/2010/wordprocessingShape" mc:Ignorable="w14 w15 w16se w16cid w16 w16cex w16sdtdh wp14">
+<w:ftr xmlns:wpc="http://schemas.microsoft.com/office/word/2010/wordprocessingCanvas" xmlns:cx="http://schemas.microsoft.com/office/drawing/2014/chartex" xmlns:cx1="http://schemas.microsoft.com/office/drawing/2015/9/8/chartex" xmlns:cx2="http://schemas.microsoft.com/office/drawing/2015/10/21/chartex" xmlns:cx3="http://schemas.microsoft.com/office/drawing/2016/5/9/chartex" xmlns:cx4="http://schemas.microsoft.com/office/drawing/2016/5/10/chartex" xmlns:cx5="http://schemas.microsoft.com/office/drawing/2016/5/11/chartex" xmlns:cx6="http://schemas.microsoft.com/office/drawing/2016/5/12/chartex" xmlns:cx7="http://schemas.microsoft.com/office/drawing/2016/5/13/chartex" xmlns:cx8="http://schemas.microsoft.com/office/drawing/2016/5/14/chartex" xmlns:mc="http://schemas.openxmlformats.org/markup-compatibility/2006" xmlns:aink="http://schemas.microsoft.com/office/drawing/2016/ink" xmlns:am3d="http://schemas.microsoft.com/office/drawing/2017/model3d" xmlns:o="urn:schemas-microsoft-com:office:office" xmlns:oel="http://schemas.microsoft.com/office/2019/extlst" xmlns:r="http://schemas.openxmlformats.org/officeDocument/2006/relationships" xmlns:m="http://schemas.openxmlformats.org/officeDocument/2006/math" xmlns:v="urn:schemas-microsoft-com:vml" xmlns:wp14="http://schemas.microsoft.com/office/word/2010/wordprocessingDrawing" xmlns:wp="http://schemas.openxmlformats.org/drawingml/2006/wordprocessingDrawing" xmlns:w10="urn:schemas-microsoft-com:office:word" xmlns:w="http://schemas.openxmlformats.org/wordprocessingml/2006/main" xmlns:w14="http://schemas.microsoft.com/office/word/2010/wordml" xmlns:w15="http://schemas.microsoft.com/office/word/2012/wordml" xmlns:w16cex="http://schemas.microsoft.com/office/word/2018/wordml/cex" xmlns:w16cid="http://schemas.microsoft.com/office/word/2016/wordml/cid" xmlns:w16="http://schemas.microsoft.com/office/word/2018/wordml" xmlns:w16du="http://schemas.microsoft.com/office/word/2023/wordml/word16du" xmlns:w16sdtdh="http://schemas.microsoft.com/office/word/2020/wordml/sdtdatahash" xmlns:w16sdtfl="http://schemas.microsoft.com/office/word/2024/wordml/sdtformatlock" xmlns:w16se="http://schemas.microsoft.com/office/word/2015/wordml/symex" xmlns:wpg="http://schemas.microsoft.com/office/word/2010/wordprocessingGroup" xmlns:wpi="http://schemas.microsoft.com/office/word/2010/wordprocessingInk" xmlns:wne="http://schemas.microsoft.com/office/word/2006/wordml" xmlns:wps="http://schemas.microsoft.com/office/word/2010/wordprocessingShape" mc:Ignorable="w14 w15 w16se w16cid w16 w16cex w16sdtdh w16sdtfl w16du wp14">
   <w:p>
     <w:pPr>
       <w:pStyle w:val="a9"/>
@@ -5018,7 +4950,7 @@
 </file>
 
 <file path=word/footnotes.xml><?xml version="1.0" encoding="utf-8"?>
-<w:footnotes xmlns:wpc="http://schemas.microsoft.com/office/word/2010/wordprocessingCanvas" xmlns:cx="http://schemas.microsoft.com/office/drawing/2014/chartex" xmlns:cx1="http://schemas.microsoft.com/office/drawing/2015/9/8/chartex" xmlns:cx2="http://schemas.microsoft.com/office/drawing/2015/10/21/chartex" xmlns:cx3="http://schemas.microsoft.com/office/drawing/2016/5/9/chartex" xmlns:cx4="http://schemas.microsoft.com/office/drawing/2016/5/10/chartex" xmlns:cx5="http://schemas.microsoft.com/office/drawing/2016/5/11/chartex" xmlns:cx6="http://schemas.microsoft.com/office/drawing/2016/5/12/chartex" xmlns:cx7="http://schemas.microsoft.com/office/drawing/2016/5/13/chartex" xmlns:cx8="http://schemas.microsoft.com/office/drawing/2016/5/14/chartex" xmlns:mc="http://schemas.openxmlformats.org/markup-compatibility/2006" xmlns:aink="http://schemas.microsoft.com/office/drawing/2016/ink" xmlns:am3d="http://schemas.microsoft.com/office/drawing/2017/model3d" xmlns:o="urn:schemas-microsoft-com:office:office" xmlns:r="http://schemas.openxmlformats.org/officeDocument/2006/relationships" xmlns:m="http://schemas.openxmlformats.org/officeDocument/2006/math" xmlns:v="urn:schemas-microsoft-com:vml" xmlns:wp14="http://schemas.microsoft.com/office/word/2010/wordprocessingDrawing" xmlns:wp="http://schemas.openxmlformats.org/drawingml/2006/wordprocessingDrawing" xmlns:w10="urn:schemas-microsoft-com:office:word" xmlns:w="http://schemas.openxmlformats.org/wordprocessingml/2006/main" xmlns:w14="http://schemas.microsoft.com/office/word/2010/wordml" xmlns:w15="http://schemas.microsoft.com/office/word/2012/wordml" xmlns:w16cex="http://schemas.microsoft.com/office/word/2018/wordml/cex" xmlns:w16cid="http://schemas.microsoft.com/office/word/2016/wordml/cid" xmlns:w16="http://schemas.microsoft.com/office/word/2018/wordml" xmlns:w16sdtdh="http://schemas.microsoft.com/office/word/2020/wordml/sdtdatahash" xmlns:w16se="http://schemas.microsoft.com/office/word/2015/wordml/symex" xmlns:wpg="http://schemas.microsoft.com/office/word/2010/wordprocessingGroup" xmlns:wpi="http://schemas.microsoft.com/office/word/2010/wordprocessingInk" xmlns:wne="http://schemas.microsoft.com/office/word/2006/wordml" xmlns:wps="http://schemas.microsoft.com/office/word/2010/wordprocessingShape" mc:Ignorable="w14 w15 w16se w16cid w16 w16cex w16sdtdh wp14">
+<w:footnotes xmlns:wpc="http://schemas.microsoft.com/office/word/2010/wordprocessingCanvas" xmlns:cx="http://schemas.microsoft.com/office/drawing/2014/chartex" xmlns:cx1="http://schemas.microsoft.com/office/drawing/2015/9/8/chartex" xmlns:cx2="http://schemas.microsoft.com/office/drawing/2015/10/21/chartex" xmlns:cx3="http://schemas.microsoft.com/office/drawing/2016/5/9/chartex" xmlns:cx4="http://schemas.microsoft.com/office/drawing/2016/5/10/chartex" xmlns:cx5="http://schemas.microsoft.com/office/drawing/2016/5/11/chartex" xmlns:cx6="http://schemas.microsoft.com/office/drawing/2016/5/12/chartex" xmlns:cx7="http://schemas.microsoft.com/office/drawing/2016/5/13/chartex" xmlns:cx8="http://schemas.microsoft.com/office/drawing/2016/5/14/chartex" xmlns:mc="http://schemas.openxmlformats.org/markup-compatibility/2006" xmlns:aink="http://schemas.microsoft.com/office/drawing/2016/ink" xmlns:am3d="http://schemas.microsoft.com/office/drawing/2017/model3d" xmlns:o="urn:schemas-microsoft-com:office:office" xmlns:oel="http://schemas.microsoft.com/office/2019/extlst" xmlns:r="http://schemas.openxmlformats.org/officeDocument/2006/relationships" xmlns:m="http://schemas.openxmlformats.org/officeDocument/2006/math" xmlns:v="urn:schemas-microsoft-com:vml" xmlns:wp14="http://schemas.microsoft.com/office/word/2010/wordprocessingDrawing" xmlns:wp="http://schemas.openxmlformats.org/drawingml/2006/wordprocessingDrawing" xmlns:w10="urn:schemas-microsoft-com:office:word" xmlns:w="http://schemas.openxmlformats.org/wordprocessingml/2006/main" xmlns:w14="http://schemas.microsoft.com/office/word/2010/wordml" xmlns:w15="http://schemas.microsoft.com/office/word/2012/wordml" xmlns:w16cex="http://schemas.microsoft.com/office/word/2018/wordml/cex" xmlns:w16cid="http://schemas.microsoft.com/office/word/2016/wordml/cid" xmlns:w16="http://schemas.microsoft.com/office/word/2018/wordml" xmlns:w16du="http://schemas.microsoft.com/office/word/2023/wordml/word16du" xmlns:w16sdtdh="http://schemas.microsoft.com/office/word/2020/wordml/sdtdatahash" xmlns:w16sdtfl="http://schemas.microsoft.com/office/word/2024/wordml/sdtformatlock" xmlns:w16se="http://schemas.microsoft.com/office/word/2015/wordml/symex" xmlns:wpg="http://schemas.microsoft.com/office/word/2010/wordprocessingGroup" xmlns:wpi="http://schemas.microsoft.com/office/word/2010/wordprocessingInk" xmlns:wne="http://schemas.microsoft.com/office/word/2006/wordml" xmlns:wps="http://schemas.microsoft.com/office/word/2010/wordprocessingShape" mc:Ignorable="w14 w15 w16se w16cid w16 w16cex w16sdtdh w16sdtfl w16du wp14">
   <w:footnote w:type="separator" w:id="-1">
     <w:p>
       <w:r>
@@ -5040,7 +4972,7 @@
 </file>
 
 <file path=word/numbering.xml><?xml version="1.0" encoding="utf-8"?>
-<w:numbering xmlns:wpc="http://schemas.microsoft.com/office/word/2010/wordprocessingCanvas" xmlns:cx="http://schemas.microsoft.com/office/drawing/2014/chartex" xmlns:cx1="http://schemas.microsoft.com/office/drawing/2015/9/8/chartex" xmlns:cx2="http://schemas.microsoft.com/office/drawing/2015/10/21/chartex" xmlns:cx3="http://schemas.microsoft.com/office/drawing/2016/5/9/chartex" xmlns:cx4="http://schemas.microsoft.com/office/drawing/2016/5/10/chartex" xmlns:cx5="http://schemas.microsoft.com/office/drawing/2016/5/11/chartex" xmlns:cx6="http://schemas.microsoft.com/office/drawing/2016/5/12/chartex" xmlns:cx7="http://schemas.microsoft.com/office/drawing/2016/5/13/chartex" xmlns:cx8="http://schemas.microsoft.com/office/drawing/2016/5/14/chartex" xmlns:mc="http://schemas.openxmlformats.org/markup-compatibility/2006" xmlns:aink="http://schemas.microsoft.com/office/drawing/2016/ink" xmlns:am3d="http://schemas.microsoft.com/office/drawing/2017/model3d" xmlns:o="urn:schemas-microsoft-com:office:office" xmlns:r="http://schemas.openxmlformats.org/officeDocument/2006/relationships" xmlns:m="http://schemas.openxmlformats.org/officeDocument/2006/math" xmlns:v="urn:schemas-microsoft-com:vml" xmlns:wp14="http://schemas.microsoft.com/office/word/2010/wordprocessingDrawing" xmlns:wp="http://schemas.openxmlformats.org/drawingml/2006/wordprocessingDrawing" xmlns:w10="urn:schemas-microsoft-com:office:word" xmlns:w="http://schemas.openxmlformats.org/wordprocessingml/2006/main" xmlns:w14="http://schemas.microsoft.com/office/word/2010/wordml" xmlns:w15="http://schemas.microsoft.com/office/word/2012/wordml" xmlns:w16cex="http://schemas.microsoft.com/office/word/2018/wordml/cex" xmlns:w16cid="http://schemas.microsoft.com/office/word/2016/wordml/cid" xmlns:w16="http://schemas.microsoft.com/office/word/2018/wordml" xmlns:w16sdtdh="http://schemas.microsoft.com/office/word/2020/wordml/sdtdatahash" xmlns:w16se="http://schemas.microsoft.com/office/word/2015/wordml/symex" xmlns:wpg="http://schemas.microsoft.com/office/word/2010/wordprocessingGroup" xmlns:wpi="http://schemas.microsoft.com/office/word/2010/wordprocessingInk" xmlns:wne="http://schemas.microsoft.com/office/word/2006/wordml" xmlns:wps="http://schemas.microsoft.com/office/word/2010/wordprocessingShape" mc:Ignorable="w14 w15 w16se w16cid w16 w16cex w16sdtdh wp14">
+<w:numbering xmlns:wpc="http://schemas.microsoft.com/office/word/2010/wordprocessingCanvas" xmlns:cx="http://schemas.microsoft.com/office/drawing/2014/chartex" xmlns:cx1="http://schemas.microsoft.com/office/drawing/2015/9/8/chartex" xmlns:cx2="http://schemas.microsoft.com/office/drawing/2015/10/21/chartex" xmlns:cx3="http://schemas.microsoft.com/office/drawing/2016/5/9/chartex" xmlns:cx4="http://schemas.microsoft.com/office/drawing/2016/5/10/chartex" xmlns:cx5="http://schemas.microsoft.com/office/drawing/2016/5/11/chartex" xmlns:cx6="http://schemas.microsoft.com/office/drawing/2016/5/12/chartex" xmlns:cx7="http://schemas.microsoft.com/office/drawing/2016/5/13/chartex" xmlns:cx8="http://schemas.microsoft.com/office/drawing/2016/5/14/chartex" xmlns:mc="http://schemas.openxmlformats.org/markup-compatibility/2006" xmlns:aink="http://schemas.microsoft.com/office/drawing/2016/ink" xmlns:am3d="http://schemas.microsoft.com/office/drawing/2017/model3d" xmlns:o="urn:schemas-microsoft-com:office:office" xmlns:oel="http://schemas.microsoft.com/office/2019/extlst" xmlns:r="http://schemas.openxmlformats.org/officeDocument/2006/relationships" xmlns:m="http://schemas.openxmlformats.org/officeDocument/2006/math" xmlns:v="urn:schemas-microsoft-com:vml" xmlns:wp14="http://schemas.microsoft.com/office/word/2010/wordprocessingDrawing" xmlns:wp="http://schemas.openxmlformats.org/drawingml/2006/wordprocessingDrawing" xmlns:w10="urn:schemas-microsoft-com:office:word" xmlns:w="http://schemas.openxmlformats.org/wordprocessingml/2006/main" xmlns:w14="http://schemas.microsoft.com/office/word/2010/wordml" xmlns:w15="http://schemas.microsoft.com/office/word/2012/wordml" xmlns:w16cex="http://schemas.microsoft.com/office/word/2018/wordml/cex" xmlns:w16cid="http://schemas.microsoft.com/office/word/2016/wordml/cid" xmlns:w16="http://schemas.microsoft.com/office/word/2018/wordml" xmlns:w16du="http://schemas.microsoft.com/office/word/2023/wordml/word16du" xmlns:w16sdtdh="http://schemas.microsoft.com/office/word/2020/wordml/sdtdatahash" xmlns:w16sdtfl="http://schemas.microsoft.com/office/word/2024/wordml/sdtformatlock" xmlns:w16se="http://schemas.microsoft.com/office/word/2015/wordml/symex" xmlns:wpg="http://schemas.microsoft.com/office/word/2010/wordprocessingGroup" xmlns:wpi="http://schemas.microsoft.com/office/word/2010/wordprocessingInk" xmlns:wne="http://schemas.microsoft.com/office/word/2006/wordml" xmlns:wps="http://schemas.microsoft.com/office/word/2010/wordprocessingShape" mc:Ignorable="w14 w15 w16se w16cid w16 w16cex w16sdtdh w16sdtfl w16du wp14">
   <w:abstractNum w:abstractNumId="0" w15:restartNumberingAfterBreak="0">
     <w:nsid w:val="00154C22"/>
     <w:multiLevelType w:val="multilevel"/>
@@ -6878,6 +6810,184 @@
     </w:lvl>
   </w:abstractNum>
   <w:abstractNum w:abstractNumId="18" w15:restartNumberingAfterBreak="0">
+    <w:nsid w:val="55A3032E"/>
+    <w:multiLevelType w:val="hybridMultilevel"/>
+    <w:tmpl w:val="4E2C7FD6"/>
+    <w:lvl w:ilvl="0" w:tplc="D5B03838">
+      <w:start w:val="1"/>
+      <w:numFmt w:val="decimal"/>
+      <w:lvlText w:val="%1)"/>
+      <w:lvlJc w:val="left"/>
+      <w:pPr>
+        <w:ind w:left="792" w:hanging="360"/>
+      </w:pPr>
+      <w:rPr>
+        <w:rFonts w:hint="default"/>
+      </w:rPr>
+    </w:lvl>
+    <w:lvl w:ilvl="1" w:tplc="04190019" w:tentative="1">
+      <w:start w:val="1"/>
+      <w:numFmt w:val="lowerLetter"/>
+      <w:lvlText w:val="%2."/>
+      <w:lvlJc w:val="left"/>
+      <w:pPr>
+        <w:ind w:left="1512" w:hanging="360"/>
+      </w:pPr>
+    </w:lvl>
+    <w:lvl w:ilvl="2" w:tplc="0419001B" w:tentative="1">
+      <w:start w:val="1"/>
+      <w:numFmt w:val="lowerRoman"/>
+      <w:lvlText w:val="%3."/>
+      <w:lvlJc w:val="right"/>
+      <w:pPr>
+        <w:ind w:left="2232" w:hanging="180"/>
+      </w:pPr>
+    </w:lvl>
+    <w:lvl w:ilvl="3" w:tplc="0419000F" w:tentative="1">
+      <w:start w:val="1"/>
+      <w:numFmt w:val="decimal"/>
+      <w:lvlText w:val="%4."/>
+      <w:lvlJc w:val="left"/>
+      <w:pPr>
+        <w:ind w:left="2952" w:hanging="360"/>
+      </w:pPr>
+    </w:lvl>
+    <w:lvl w:ilvl="4" w:tplc="04190019" w:tentative="1">
+      <w:start w:val="1"/>
+      <w:numFmt w:val="lowerLetter"/>
+      <w:lvlText w:val="%5."/>
+      <w:lvlJc w:val="left"/>
+      <w:pPr>
+        <w:ind w:left="3672" w:hanging="360"/>
+      </w:pPr>
+    </w:lvl>
+    <w:lvl w:ilvl="5" w:tplc="0419001B" w:tentative="1">
+      <w:start w:val="1"/>
+      <w:numFmt w:val="lowerRoman"/>
+      <w:lvlText w:val="%6."/>
+      <w:lvlJc w:val="right"/>
+      <w:pPr>
+        <w:ind w:left="4392" w:hanging="180"/>
+      </w:pPr>
+    </w:lvl>
+    <w:lvl w:ilvl="6" w:tplc="0419000F" w:tentative="1">
+      <w:start w:val="1"/>
+      <w:numFmt w:val="decimal"/>
+      <w:lvlText w:val="%7."/>
+      <w:lvlJc w:val="left"/>
+      <w:pPr>
+        <w:ind w:left="5112" w:hanging="360"/>
+      </w:pPr>
+    </w:lvl>
+    <w:lvl w:ilvl="7" w:tplc="04190019" w:tentative="1">
+      <w:start w:val="1"/>
+      <w:numFmt w:val="lowerLetter"/>
+      <w:lvlText w:val="%8."/>
+      <w:lvlJc w:val="left"/>
+      <w:pPr>
+        <w:ind w:left="5832" w:hanging="360"/>
+      </w:pPr>
+    </w:lvl>
+    <w:lvl w:ilvl="8" w:tplc="0419001B" w:tentative="1">
+      <w:start w:val="1"/>
+      <w:numFmt w:val="lowerRoman"/>
+      <w:lvlText w:val="%9."/>
+      <w:lvlJc w:val="right"/>
+      <w:pPr>
+        <w:ind w:left="6552" w:hanging="180"/>
+      </w:pPr>
+    </w:lvl>
+  </w:abstractNum>
+  <w:abstractNum w:abstractNumId="19" w15:restartNumberingAfterBreak="0">
+    <w:nsid w:val="581D12E2"/>
+    <w:multiLevelType w:val="hybridMultilevel"/>
+    <w:tmpl w:val="990C0CD2"/>
+    <w:lvl w:ilvl="0" w:tplc="04190011">
+      <w:start w:val="1"/>
+      <w:numFmt w:val="decimal"/>
+      <w:lvlText w:val="%1)"/>
+      <w:lvlJc w:val="left"/>
+      <w:pPr>
+        <w:ind w:left="720" w:hanging="360"/>
+      </w:pPr>
+      <w:rPr>
+        <w:rFonts w:hint="default"/>
+      </w:rPr>
+    </w:lvl>
+    <w:lvl w:ilvl="1" w:tplc="04190019" w:tentative="1">
+      <w:start w:val="1"/>
+      <w:numFmt w:val="lowerLetter"/>
+      <w:lvlText w:val="%2."/>
+      <w:lvlJc w:val="left"/>
+      <w:pPr>
+        <w:ind w:left="1440" w:hanging="360"/>
+      </w:pPr>
+    </w:lvl>
+    <w:lvl w:ilvl="2" w:tplc="0419001B" w:tentative="1">
+      <w:start w:val="1"/>
+      <w:numFmt w:val="lowerRoman"/>
+      <w:lvlText w:val="%3."/>
+      <w:lvlJc w:val="right"/>
+      <w:pPr>
+        <w:ind w:left="2160" w:hanging="180"/>
+      </w:pPr>
+    </w:lvl>
+    <w:lvl w:ilvl="3" w:tplc="0419000F" w:tentative="1">
+      <w:start w:val="1"/>
+      <w:numFmt w:val="decimal"/>
+      <w:lvlText w:val="%4."/>
+      <w:lvlJc w:val="left"/>
+      <w:pPr>
+        <w:ind w:left="2880" w:hanging="360"/>
+      </w:pPr>
+    </w:lvl>
+    <w:lvl w:ilvl="4" w:tplc="04190019" w:tentative="1">
+      <w:start w:val="1"/>
+      <w:numFmt w:val="lowerLetter"/>
+      <w:lvlText w:val="%5."/>
+      <w:lvlJc w:val="left"/>
+      <w:pPr>
+        <w:ind w:left="3600" w:hanging="360"/>
+      </w:pPr>
+    </w:lvl>
+    <w:lvl w:ilvl="5" w:tplc="0419001B" w:tentative="1">
+      <w:start w:val="1"/>
+      <w:numFmt w:val="lowerRoman"/>
+      <w:lvlText w:val="%6."/>
+      <w:lvlJc w:val="right"/>
+      <w:pPr>
+        <w:ind w:left="4320" w:hanging="180"/>
+      </w:pPr>
+    </w:lvl>
+    <w:lvl w:ilvl="6" w:tplc="0419000F" w:tentative="1">
+      <w:start w:val="1"/>
+      <w:numFmt w:val="decimal"/>
+      <w:lvlText w:val="%7."/>
+      <w:lvlJc w:val="left"/>
+      <w:pPr>
+        <w:ind w:left="5040" w:hanging="360"/>
+      </w:pPr>
+    </w:lvl>
+    <w:lvl w:ilvl="7" w:tplc="04190019" w:tentative="1">
+      <w:start w:val="1"/>
+      <w:numFmt w:val="lowerLetter"/>
+      <w:lvlText w:val="%8."/>
+      <w:lvlJc w:val="left"/>
+      <w:pPr>
+        <w:ind w:left="5760" w:hanging="360"/>
+      </w:pPr>
+    </w:lvl>
+    <w:lvl w:ilvl="8" w:tplc="0419001B" w:tentative="1">
+      <w:start w:val="1"/>
+      <w:numFmt w:val="lowerRoman"/>
+      <w:lvlText w:val="%9."/>
+      <w:lvlJc w:val="right"/>
+      <w:pPr>
+        <w:ind w:left="6480" w:hanging="180"/>
+      </w:pPr>
+    </w:lvl>
+  </w:abstractNum>
+  <w:abstractNum w:abstractNumId="20" w15:restartNumberingAfterBreak="0">
     <w:nsid w:val="5ED13970"/>
     <w:multiLevelType w:val="multilevel"/>
     <w:tmpl w:val="709C96C4"/>
@@ -6982,7 +7092,7 @@
       </w:rPr>
     </w:lvl>
   </w:abstractNum>
-  <w:abstractNum w:abstractNumId="19" w15:restartNumberingAfterBreak="0">
+  <w:abstractNum w:abstractNumId="21" w15:restartNumberingAfterBreak="0">
     <w:nsid w:val="62076AAE"/>
     <w:multiLevelType w:val="multilevel"/>
     <w:tmpl w:val="ABDCC1F6"/>
@@ -7095,7 +7205,7 @@
       </w:rPr>
     </w:lvl>
   </w:abstractNum>
-  <w:abstractNum w:abstractNumId="20" w15:restartNumberingAfterBreak="0">
+  <w:abstractNum w:abstractNumId="22" w15:restartNumberingAfterBreak="0">
     <w:nsid w:val="62575DE0"/>
     <w:multiLevelType w:val="multilevel"/>
     <w:tmpl w:val="56D6AE6E"/>
@@ -7200,7 +7310,7 @@
       </w:rPr>
     </w:lvl>
   </w:abstractNum>
-  <w:abstractNum w:abstractNumId="21" w15:restartNumberingAfterBreak="0">
+  <w:abstractNum w:abstractNumId="23" w15:restartNumberingAfterBreak="0">
     <w:nsid w:val="64C950A1"/>
     <w:multiLevelType w:val="multilevel"/>
     <w:tmpl w:val="F5B6D380"/>
@@ -7287,11 +7397,11 @@
       </w:pPr>
     </w:lvl>
   </w:abstractNum>
-  <w:abstractNum w:abstractNumId="22" w15:restartNumberingAfterBreak="0">
+  <w:abstractNum w:abstractNumId="24" w15:restartNumberingAfterBreak="0">
     <w:nsid w:val="6F154B27"/>
     <w:multiLevelType w:val="multilevel"/>
     <w:tmpl w:val="A350B426"/>
-    <w:styleLink w:val="NoList"/>
+    <w:styleLink w:val="10"/>
     <w:lvl w:ilvl="0">
       <w:start w:val="1"/>
       <w:numFmt w:val="decimal"/>
@@ -7374,7 +7484,7 @@
       </w:pPr>
     </w:lvl>
   </w:abstractNum>
-  <w:abstractNum w:abstractNumId="23" w15:restartNumberingAfterBreak="0">
+  <w:abstractNum w:abstractNumId="25" w15:restartNumberingAfterBreak="0">
     <w:nsid w:val="6FF55BD4"/>
     <w:multiLevelType w:val="multilevel"/>
     <w:tmpl w:val="5838B5C2"/>
@@ -7461,7 +7571,7 @@
       </w:pPr>
     </w:lvl>
   </w:abstractNum>
-  <w:abstractNum w:abstractNumId="24" w15:restartNumberingAfterBreak="0">
+  <w:abstractNum w:abstractNumId="26" w15:restartNumberingAfterBreak="0">
     <w:nsid w:val="7AEE560C"/>
     <w:multiLevelType w:val="multilevel"/>
     <w:tmpl w:val="85101A7A"/>
@@ -7548,7 +7658,7 @@
       </w:pPr>
     </w:lvl>
   </w:abstractNum>
-  <w:abstractNum w:abstractNumId="25" w15:restartNumberingAfterBreak="0">
+  <w:abstractNum w:abstractNumId="27" w15:restartNumberingAfterBreak="0">
     <w:nsid w:val="7B7F1C5F"/>
     <w:multiLevelType w:val="multilevel"/>
     <w:tmpl w:val="3246F1E4"/>
@@ -7661,105 +7771,107 @@
       </w:rPr>
     </w:lvl>
   </w:abstractNum>
-  <w:num w:numId="1">
+  <w:num w:numId="1" w16cid:durableId="2008315144">
     <w:abstractNumId w:val="10"/>
   </w:num>
-  <w:num w:numId="2">
+  <w:num w:numId="2" w16cid:durableId="1568804459">
+    <w:abstractNumId w:val="24"/>
+  </w:num>
+  <w:num w:numId="3" w16cid:durableId="846099394">
+    <w:abstractNumId w:val="23"/>
+  </w:num>
+  <w:num w:numId="4" w16cid:durableId="1070418577">
+    <w:abstractNumId w:val="13"/>
+  </w:num>
+  <w:num w:numId="5" w16cid:durableId="1140464661">
+    <w:abstractNumId w:val="1"/>
+  </w:num>
+  <w:num w:numId="6" w16cid:durableId="101921063">
+    <w:abstractNumId w:val="20"/>
+  </w:num>
+  <w:num w:numId="7" w16cid:durableId="1537891873">
+    <w:abstractNumId w:val="7"/>
+  </w:num>
+  <w:num w:numId="8" w16cid:durableId="1052802948">
+    <w:abstractNumId w:val="14"/>
+  </w:num>
+  <w:num w:numId="9" w16cid:durableId="841433114">
+    <w:abstractNumId w:val="25"/>
+  </w:num>
+  <w:num w:numId="10" w16cid:durableId="1523930225">
+    <w:abstractNumId w:val="12"/>
+  </w:num>
+  <w:num w:numId="11" w16cid:durableId="831877207">
+    <w:abstractNumId w:val="11"/>
+  </w:num>
+  <w:num w:numId="12" w16cid:durableId="994185948">
+    <w:abstractNumId w:val="8"/>
+  </w:num>
+  <w:num w:numId="13" w16cid:durableId="1543640236">
+    <w:abstractNumId w:val="26"/>
+  </w:num>
+  <w:num w:numId="14" w16cid:durableId="1377047088">
+    <w:abstractNumId w:val="3"/>
+  </w:num>
+  <w:num w:numId="15" w16cid:durableId="1494832517">
+    <w:abstractNumId w:val="17"/>
+  </w:num>
+  <w:num w:numId="16" w16cid:durableId="215514650">
+    <w:abstractNumId w:val="15"/>
+  </w:num>
+  <w:num w:numId="17" w16cid:durableId="43916691">
+    <w:abstractNumId w:val="16"/>
+  </w:num>
+  <w:num w:numId="18" w16cid:durableId="508640628">
     <w:abstractNumId w:val="22"/>
   </w:num>
-  <w:num w:numId="3">
+  <w:num w:numId="19" w16cid:durableId="1300839198">
+    <w:abstractNumId w:val="5"/>
+  </w:num>
+  <w:num w:numId="20" w16cid:durableId="83574440">
+    <w:abstractNumId w:val="0"/>
+  </w:num>
+  <w:num w:numId="21" w16cid:durableId="2046444595">
     <w:abstractNumId w:val="21"/>
   </w:num>
-  <w:num w:numId="4">
-    <w:abstractNumId w:val="13"/>
+  <w:num w:numId="22" w16cid:durableId="749885675">
+    <w:abstractNumId w:val="9"/>
   </w:num>
-  <w:num w:numId="5">
-    <w:abstractNumId w:val="1"/>
+  <w:num w:numId="23" w16cid:durableId="1859656662">
+    <w:abstractNumId w:val="6"/>
   </w:num>
-  <w:num w:numId="6">
-    <w:abstractNumId w:val="18"/>
+  <w:num w:numId="24" w16cid:durableId="295330263">
+    <w:abstractNumId w:val="27"/>
   </w:num>
-  <w:num w:numId="7">
-    <w:abstractNumId w:val="7"/>
+  <w:num w:numId="25" w16cid:durableId="287858583">
+    <w:abstractNumId w:val="4"/>
   </w:num>
-  <w:num w:numId="8">
-    <w:abstractNumId w:val="14"/>
+  <w:num w:numId="26" w16cid:durableId="1764257440">
+    <w:abstractNumId w:val="2"/>
   </w:num>
-  <w:num w:numId="9">
-    <w:abstractNumId w:val="23"/>
+  <w:num w:numId="27" w16cid:durableId="465466280">
+    <w:abstractNumId w:val="21"/>
   </w:num>
-  <w:num w:numId="10">
-    <w:abstractNumId w:val="12"/>
+  <w:num w:numId="28" w16cid:durableId="1438989074">
+    <w:abstractNumId w:val="9"/>
   </w:num>
-  <w:num w:numId="11">
-    <w:abstractNumId w:val="11"/>
+  <w:num w:numId="29" w16cid:durableId="414010205">
+    <w:abstractNumId w:val="6"/>
   </w:num>
-  <w:num w:numId="12">
-    <w:abstractNumId w:val="8"/>
+  <w:num w:numId="30" w16cid:durableId="1070930201">
+    <w:abstractNumId w:val="27"/>
   </w:num>
-  <w:num w:numId="13">
-    <w:abstractNumId w:val="24"/>
-  </w:num>
-  <w:num w:numId="14">
-    <w:abstractNumId w:val="3"/>
-  </w:num>
-  <w:num w:numId="15">
-    <w:abstractNumId w:val="17"/>
-  </w:num>
-  <w:num w:numId="16">
-    <w:abstractNumId w:val="15"/>
-  </w:num>
-  <w:num w:numId="17">
-    <w:abstractNumId w:val="16"/>
-  </w:num>
-  <w:num w:numId="18">
-    <w:abstractNumId w:val="20"/>
-  </w:num>
-  <w:num w:numId="19">
-    <w:abstractNumId w:val="5"/>
-  </w:num>
-  <w:num w:numId="20">
-    <w:abstractNumId w:val="0"/>
-  </w:num>
-  <w:num w:numId="21">
+  <w:num w:numId="31" w16cid:durableId="1105659709">
     <w:abstractNumId w:val="19"/>
   </w:num>
-  <w:num w:numId="22">
-    <w:abstractNumId w:val="9"/>
-  </w:num>
-  <w:num w:numId="23">
-    <w:abstractNumId w:val="6"/>
-  </w:num>
-  <w:num w:numId="24">
-    <w:abstractNumId w:val="25"/>
-  </w:num>
-  <w:num w:numId="25">
-    <w:abstractNumId w:val="4"/>
-  </w:num>
-  <w:num w:numId="26">
-    <w:abstractNumId w:val="2"/>
-  </w:num>
-  <w:num w:numId="27">
-    <w:abstractNumId w:val="19"/>
-    <w:lvlOverride w:ilvl="0"/>
-  </w:num>
-  <w:num w:numId="28">
-    <w:abstractNumId w:val="9"/>
-    <w:lvlOverride w:ilvl="0"/>
-  </w:num>
-  <w:num w:numId="29">
-    <w:abstractNumId w:val="6"/>
-    <w:lvlOverride w:ilvl="0"/>
-  </w:num>
-  <w:num w:numId="30">
-    <w:abstractNumId w:val="25"/>
-    <w:lvlOverride w:ilvl="0"/>
+  <w:num w:numId="32" w16cid:durableId="302271392">
+    <w:abstractNumId w:val="18"/>
   </w:num>
 </w:numbering>
 </file>
 
 <file path=word/styles.xml><?xml version="1.0" encoding="utf-8"?>
-<w:styles xmlns:mc="http://schemas.openxmlformats.org/markup-compatibility/2006" xmlns:r="http://schemas.openxmlformats.org/officeDocument/2006/relationships" xmlns:w="http://schemas.openxmlformats.org/wordprocessingml/2006/main" xmlns:w14="http://schemas.microsoft.com/office/word/2010/wordml" xmlns:w15="http://schemas.microsoft.com/office/word/2012/wordml" xmlns:w16cex="http://schemas.microsoft.com/office/word/2018/wordml/cex" xmlns:w16cid="http://schemas.microsoft.com/office/word/2016/wordml/cid" xmlns:w16="http://schemas.microsoft.com/office/word/2018/wordml" xmlns:w16sdtdh="http://schemas.microsoft.com/office/word/2020/wordml/sdtdatahash" xmlns:w16se="http://schemas.microsoft.com/office/word/2015/wordml/symex" mc:Ignorable="w14 w15 w16se w16cid w16 w16cex w16sdtdh">
+<w:styles xmlns:mc="http://schemas.openxmlformats.org/markup-compatibility/2006" xmlns:r="http://schemas.openxmlformats.org/officeDocument/2006/relationships" xmlns:w="http://schemas.openxmlformats.org/wordprocessingml/2006/main" xmlns:w14="http://schemas.microsoft.com/office/word/2010/wordml" xmlns:w15="http://schemas.microsoft.com/office/word/2012/wordml" xmlns:w16cex="http://schemas.microsoft.com/office/word/2018/wordml/cex" xmlns:w16cid="http://schemas.microsoft.com/office/word/2016/wordml/cid" xmlns:w16="http://schemas.microsoft.com/office/word/2018/wordml" xmlns:w16du="http://schemas.microsoft.com/office/word/2023/wordml/word16du" xmlns:w16sdtdh="http://schemas.microsoft.com/office/word/2020/wordml/sdtdatahash" xmlns:w16sdtfl="http://schemas.microsoft.com/office/word/2024/wordml/sdtformatlock" xmlns:w16se="http://schemas.microsoft.com/office/word/2015/wordml/symex" mc:Ignorable="w14 w15 w16se w16cid w16 w16cex w16sdtdh w16sdtfl w16du">
   <w:docDefaults>
     <w:rPrDefault>
       <w:rPr>
@@ -8646,7 +8758,7 @@
       <w:spacing w:val="5"/>
     </w:rPr>
   </w:style>
-  <w:style w:type="character" w:customStyle="1" w:styleId="10">
+  <w:style w:type="character" w:customStyle="1" w:styleId="11">
     <w:name w:val="Заголовок 1 Знак"/>
     <w:basedOn w:val="a0"/>
     <w:rPr>
@@ -10007,8 +10119,8 @@
   <w:style w:type="character" w:customStyle="1" w:styleId="ListLabel225">
     <w:name w:val="ListLabel 225"/>
   </w:style>
-  <w:style w:type="numbering" w:customStyle="1" w:styleId="NoList">
-    <w:name w:val="No List"/>
+  <w:style w:type="numbering" w:customStyle="1" w:styleId="10">
+    <w:name w:val="Нет списка1"/>
     <w:basedOn w:val="a2"/>
     <w:pPr>
       <w:numPr>
@@ -10231,6 +10343,17 @@
         <w:numId w:val="26"/>
       </w:numPr>
     </w:pPr>
+  </w:style>
+  <w:style w:type="character" w:styleId="af1">
+    <w:name w:val="Hyperlink"/>
+    <w:basedOn w:val="a0"/>
+    <w:uiPriority w:val="99"/>
+    <w:unhideWhenUsed/>
+    <w:rsid w:val="00DF1229"/>
+    <w:rPr>
+      <w:color w:val="0563C1" w:themeColor="hyperlink"/>
+      <w:u w:val="single"/>
+    </w:rPr>
   </w:style>
 </w:styles>
 </file>
